--- a/docx/guides/modules/11_calificaciones/calificaciones.docx
+++ b/docx/guides/modules/11_calificaciones/calificaciones.docx
@@ -2,13 +2,13 @@
 <file path=word/document.xml><?xml version="1.0" encoding="utf-8"?>
 <w:document xmlns:w="http://schemas.openxmlformats.org/wordprocessingml/2006/main" xmlns:m="http://schemas.openxmlformats.org/officeDocument/2006/math" xmlns:r="http://schemas.openxmlformats.org/officeDocument/2006/relationships" xmlns:o="urn:schemas-microsoft-com:office:office" xmlns:v="urn:schemas-microsoft-com:vml" xmlns:w10="urn:schemas-microsoft-com:office:word" xmlns:a="http://schemas.openxmlformats.org/drawingml/2006/main" xmlns:pic="http://schemas.openxmlformats.org/drawingml/2006/picture" xmlns:wp="http://schemas.openxmlformats.org/drawingml/2006/wordprocessingDrawing">
   <w:body>
-    <w:bookmarkStart w:id="32" w:name="Xa35cff6f5377b9f1645ebedd368d17118fe2464"/>
+    <w:bookmarkStart w:id="30" w:name="X65ffcb9d89d275c145472c52fe0c51e840f4682"/>
     <w:p>
       <w:pPr>
         <w:pStyle w:val="Heading1"/>
       </w:pPr>
       <w:r>
-        <w:t xml:space="preserve">📊 Módulo de Calificaciones y Actividades Académicas</w:t>
+        <w:t xml:space="preserve">📊 Módulo de Calificaciones, Actividades y Evaluación Curricular</w:t>
       </w:r>
     </w:p>
     <w:p>
@@ -42,7 +42,7 @@
         <w:t xml:space="preserve"> </w:t>
       </w:r>
       <w:r>
-        <w:t xml:space="preserve">Registro de Calificaciones, Criterios y Actividades de Evaluación</w:t>
+        <w:t xml:space="preserve">Registro de Calificaciones, Criterios Porcentuales y Evaluación Formativa</w:t>
       </w:r>
       <w:r>
         <w:br/>
@@ -58,7 +58,7 @@
         <w:t xml:space="preserve"> </w:t>
       </w:r>
       <w:r>
-        <w:t xml:space="preserve">2026-07-20</w:t>
+        <w:t xml:space="preserve">2026-08-17</w:t>
       </w:r>
     </w:p>
     <w:p>
@@ -82,7 +82,430 @@
         <w:pStyle w:val="FirstParagraph"/>
       </w:pPr>
       <w:r>
-        <w:t xml:space="preserve">Este módulo gestiona la evaluación del rendimiento académico de los estudiantes. Permite a los docentes diseñar actividades evaluativas dentro de sus asignaturas y desglosarlas opcionalmente en múltiples criterios porcentuales (ej. Talleres, Exámenes). Asimismo, habilita el registro masivo y la consulta en tiempo real de calificaciones para los docentes, coordinadores, estudiantes y padres de familia. Al final de cada periodo, consolida las calificaciones ponderadas de los alumnos vinculándolas a la escala de valoración institucional.</w:t>
+        <w:t xml:space="preserve">El módulo de</w:t>
+      </w:r>
+      <w:r>
+        <w:t xml:space="preserve"> </w:t>
+      </w:r>
+      <w:r>
+        <w:rPr>
+          <w:b/>
+          <w:bCs/>
+        </w:rPr>
+        <w:t xml:space="preserve">Calificaciones y Actividades</w:t>
+      </w:r>
+      <w:r>
+        <w:t xml:space="preserve"> </w:t>
+      </w:r>
+      <w:r>
+        <w:t xml:space="preserve">regula la evaluación del rendimiento escolar en AcademiaNeiva. Permite a los docentes diseñar actividades evaluativas dentro de sus asignaturas, ponderar su peso porcentual acumulativo (hasta el 100%), desglosarlas opcionalmente en criterios independientes y registrar calificaciones de forma masiva en planillas interactivas.</w:t>
+      </w:r>
+    </w:p>
+    <w:p>
+      <w:pPr>
+        <w:pStyle w:val="SourceCode"/>
+      </w:pPr>
+      <w:r>
+        <w:rPr>
+          <w:rStyle w:val="VerbatimChar"/>
+        </w:rPr>
+        <w:t xml:space="preserve">┌────────────────────────────────────────────────────────────────────────────────────────┐</w:t>
+      </w:r>
+      <w:r>
+        <w:br/>
+      </w:r>
+      <w:r>
+        <w:rPr>
+          <w:rStyle w:val="VerbatimChar"/>
+        </w:rPr>
+        <w:t xml:space="preserve">│                      JERARQUÍA Y REGISTRO DE EVALUACIÓN ESCOLAR                        │</w:t>
+      </w:r>
+      <w:r>
+        <w:br/>
+      </w:r>
+      <w:r>
+        <w:rPr>
+          <w:rStyle w:val="VerbatimChar"/>
+        </w:rPr>
+        <w:t xml:space="preserve">├────────────────────────────────────────────────────────────────────────────────────────┤</w:t>
+      </w:r>
+      <w:r>
+        <w:br/>
+      </w:r>
+      <w:r>
+        <w:rPr>
+          <w:rStyle w:val="VerbatimChar"/>
+        </w:rPr>
+        <w:t xml:space="preserve">│ Asignación Académica (detalle_grados: Docente - Materia - Grupo)                       │</w:t>
+      </w:r>
+      <w:r>
+        <w:br/>
+      </w:r>
+      <w:r>
+        <w:rPr>
+          <w:rStyle w:val="VerbatimChar"/>
+        </w:rPr>
+        <w:t xml:space="preserve">│    └── Periodo Académico (periodo_academico)                                           │</w:t>
+      </w:r>
+      <w:r>
+        <w:br/>
+      </w:r>
+      <w:r>
+        <w:rPr>
+          <w:rStyle w:val="VerbatimChar"/>
+        </w:rPr>
+        <w:t xml:space="preserve">│           └── Actividades Evaluativas (actividad_materia) [Sumatoria &lt;= 100%]           │</w:t>
+      </w:r>
+      <w:r>
+        <w:br/>
+      </w:r>
+      <w:r>
+        <w:rPr>
+          <w:rStyle w:val="VerbatimChar"/>
+        </w:rPr>
+        <w:t xml:space="preserve">│                  ├── Directa ──&gt; notas_actividad (id_escalavaloracion)                 │</w:t>
+      </w:r>
+      <w:r>
+        <w:br/>
+      </w:r>
+      <w:r>
+        <w:rPr>
+          <w:rStyle w:val="VerbatimChar"/>
+        </w:rPr>
+        <w:t xml:space="preserve">│                  └── Con Criterios (criterio_evaluacion) [Sumatoria &lt;= 100%]           │</w:t>
+      </w:r>
+      <w:r>
+        <w:br/>
+      </w:r>
+      <w:r>
+        <w:rPr>
+          <w:rStyle w:val="VerbatimChar"/>
+        </w:rPr>
+        <w:t xml:space="preserve">│                         └── nota_criterio ──&gt; [Promedio Ponderado] ──&gt; notas_actividad │</w:t>
+      </w:r>
+      <w:r>
+        <w:br/>
+      </w:r>
+      <w:r>
+        <w:rPr>
+          <w:rStyle w:val="VerbatimChar"/>
+        </w:rPr>
+        <w:t xml:space="preserve">└────────────────────────────────────────────────────────────────────────────────────────┘</w:t>
+      </w:r>
+    </w:p>
+    <w:p>
+      <w:pPr>
+        <w:pStyle w:val="FirstParagraph"/>
+      </w:pPr>
+      <w:r>
+        <w:t xml:space="preserve">El módulo proporciona:</w:t>
+      </w:r>
+      <w:r>
+        <w:t xml:space="preserve"> </w:t>
+      </w:r>
+      <w:r>
+        <w:t xml:space="preserve">-</w:t>
+      </w:r>
+      <w:r>
+        <w:t xml:space="preserve"> </w:t>
+      </w:r>
+      <w:r>
+        <w:rPr>
+          <w:b/>
+          <w:bCs/>
+        </w:rPr>
+        <w:t xml:space="preserve">Estructura Evaluativa Dual:</w:t>
+      </w:r>
+      <w:r>
+        <w:t xml:space="preserve"> </w:t>
+      </w:r>
+      <w:r>
+        <w:t xml:space="preserve">Actividades directas (calificación única) o actividades desglosadas por criterios porcentuales (ej.</w:t>
+      </w:r>
+      <w:r>
+        <w:t xml:space="preserve"> </w:t>
+      </w:r>
+      <w:r>
+        <w:rPr>
+          <w:i/>
+          <w:iCs/>
+        </w:rPr>
+        <w:t xml:space="preserve">Exposición 40%, Trabajo Escrito 60%</w:t>
+      </w:r>
+      <w:r>
+        <w:t xml:space="preserve">).</w:t>
+      </w:r>
+      <w:r>
+        <w:t xml:space="preserve"> </w:t>
+      </w:r>
+      <w:r>
+        <w:t xml:space="preserve">-</w:t>
+      </w:r>
+      <w:r>
+        <w:t xml:space="preserve"> </w:t>
+      </w:r>
+      <w:r>
+        <w:rPr>
+          <w:b/>
+          <w:bCs/>
+        </w:rPr>
+        <w:t xml:space="preserve">Sincronización Automática Criterio ➔ Actividad:</w:t>
+      </w:r>
+      <w:r>
+        <w:t xml:space="preserve"> </w:t>
+      </w:r>
+      <w:r>
+        <w:t xml:space="preserve">Al guardar notas de criterios en</w:t>
+      </w:r>
+      <w:r>
+        <w:t xml:space="preserve"> </w:t>
+      </w:r>
+      <w:r>
+        <w:rPr>
+          <w:rStyle w:val="VerbatimChar"/>
+        </w:rPr>
+        <w:t xml:space="preserve">saveGrades</w:t>
+      </w:r>
+      <w:r>
+        <w:t xml:space="preserve">, el backend calcula automáticamente el promedio ponderado y actualiza</w:t>
+      </w:r>
+      <w:r>
+        <w:t xml:space="preserve"> </w:t>
+      </w:r>
+      <w:r>
+        <w:rPr>
+          <w:rStyle w:val="VerbatimChar"/>
+        </w:rPr>
+        <w:t xml:space="preserve">notas_actividad</w:t>
+      </w:r>
+      <w:r>
+        <w:t xml:space="preserve"> </w:t>
+      </w:r>
+      <w:r>
+        <w:t xml:space="preserve">asociando la escala de valoración institucional correspondiente.</w:t>
+      </w:r>
+      <w:r>
+        <w:t xml:space="preserve"> </w:t>
+      </w:r>
+      <w:r>
+        <w:t xml:space="preserve">-</w:t>
+      </w:r>
+      <w:r>
+        <w:t xml:space="preserve"> </w:t>
+      </w:r>
+      <w:r>
+        <w:rPr>
+          <w:b/>
+          <w:bCs/>
+        </w:rPr>
+        <w:t xml:space="preserve">Control de Evidencias DBA No Planificadas / Extra:</w:t>
+      </w:r>
+      <w:r>
+        <w:t xml:space="preserve"> </w:t>
+      </w:r>
+      <w:r>
+        <w:t xml:space="preserve">Si un docente evalúa evidencias oficiales de DBA no incluidas en la planeación del periodo actual, el sistema exige un</w:t>
+      </w:r>
+      <w:r>
+        <w:t xml:space="preserve"> </w:t>
+      </w:r>
+      <w:r>
+        <w:rPr>
+          <w:rStyle w:val="VerbatimChar"/>
+        </w:rPr>
+        <w:t xml:space="preserve">motivo_extra</w:t>
+      </w:r>
+      <w:r>
+        <w:t xml:space="preserve"> </w:t>
+      </w:r>
+      <w:r>
+        <w:t xml:space="preserve">y una</w:t>
+      </w:r>
+      <w:r>
+        <w:t xml:space="preserve"> </w:t>
+      </w:r>
+      <w:r>
+        <w:rPr>
+          <w:rStyle w:val="VerbatimChar"/>
+        </w:rPr>
+        <w:t xml:space="preserve">justificacion_extra</w:t>
+      </w:r>
+      <w:r>
+        <w:t xml:space="preserve"> </w:t>
+      </w:r>
+      <w:r>
+        <w:t xml:space="preserve">pedagógica.</w:t>
+      </w:r>
+      <w:r>
+        <w:t xml:space="preserve"> </w:t>
+      </w:r>
+      <w:r>
+        <w:t xml:space="preserve">-</w:t>
+      </w:r>
+      <w:r>
+        <w:t xml:space="preserve"> </w:t>
+      </w:r>
+      <w:r>
+        <w:rPr>
+          <w:b/>
+          <w:bCs/>
+        </w:rPr>
+        <w:t xml:space="preserve">Validación Estricta de Matrícula Activa:</w:t>
+      </w:r>
+      <w:r>
+        <w:t xml:space="preserve"> </w:t>
+      </w:r>
+      <w:r>
+        <w:t xml:space="preserve">Bloqueo</w:t>
+      </w:r>
+      <w:r>
+        <w:t xml:space="preserve"> </w:t>
+      </w:r>
+      <w:r>
+        <w:rPr>
+          <w:rStyle w:val="VerbatimChar"/>
+        </w:rPr>
+        <w:t xml:space="preserve">409 Conflict</w:t>
+      </w:r>
+      <w:r>
+        <w:t xml:space="preserve"> </w:t>
+      </w:r>
+      <w:r>
+        <w:t xml:space="preserve">contra el registro de calificaciones sobre estudiantes en estado</w:t>
+      </w:r>
+      <w:r>
+        <w:t xml:space="preserve"> </w:t>
+      </w:r>
+      <w:r>
+        <w:rPr>
+          <w:rStyle w:val="VerbatimChar"/>
+        </w:rPr>
+        <w:t xml:space="preserve">TRASLADADA</w:t>
+      </w:r>
+      <w:r>
+        <w:t xml:space="preserve">,</w:t>
+      </w:r>
+      <w:r>
+        <w:t xml:space="preserve"> </w:t>
+      </w:r>
+      <w:r>
+        <w:rPr>
+          <w:rStyle w:val="VerbatimChar"/>
+        </w:rPr>
+        <w:t xml:space="preserve">RETIRADO</w:t>
+      </w:r>
+      <w:r>
+        <w:t xml:space="preserve"> </w:t>
+      </w:r>
+      <w:r>
+        <w:t xml:space="preserve">o inactivo.</w:t>
+      </w:r>
+      <w:r>
+        <w:t xml:space="preserve"> </w:t>
+      </w:r>
+      <w:r>
+        <w:t xml:space="preserve">-</w:t>
+      </w:r>
+      <w:r>
+        <w:t xml:space="preserve"> </w:t>
+      </w:r>
+      <w:r>
+        <w:rPr>
+          <w:b/>
+          <w:bCs/>
+        </w:rPr>
+        <w:t xml:space="preserve">Doble Candado de Cierre y Triggers SQL:</w:t>
+      </w:r>
+      <w:r>
+        <w:t xml:space="preserve"> </w:t>
+      </w:r>
+      <w:r>
+        <w:t xml:space="preserve">Bloqueo de edición si el periodo institucional está cerrado o si el docente ya efectuó el cierre de la materia (</w:t>
+      </w:r>
+      <w:r>
+        <w:rPr>
+          <w:rStyle w:val="VerbatimChar"/>
+        </w:rPr>
+        <w:t xml:space="preserve">cierre_materia</w:t>
+      </w:r>
+      <w:r>
+        <w:t xml:space="preserve">), respaldado por triggers a nivel de motor PostgreSQL (</w:t>
+      </w:r>
+      <w:r>
+        <w:rPr>
+          <w:rStyle w:val="VerbatimChar"/>
+        </w:rPr>
+        <w:t xml:space="preserve">prevent_academic_writes_on_closed_subject</w:t>
+      </w:r>
+      <w:r>
+        <w:t xml:space="preserve">).</w:t>
+      </w:r>
+      <w:r>
+        <w:t xml:space="preserve"> </w:t>
+      </w:r>
+      <w:r>
+        <w:t xml:space="preserve">-</w:t>
+      </w:r>
+      <w:r>
+        <w:t xml:space="preserve"> </w:t>
+      </w:r>
+      <w:r>
+        <w:rPr>
+          <w:b/>
+          <w:bCs/>
+        </w:rPr>
+        <w:t xml:space="preserve">Mapeo Automático a Escala Nacional MEN:</w:t>
+      </w:r>
+      <w:r>
+        <w:t xml:space="preserve"> </w:t>
+      </w:r>
+      <w:r>
+        <w:t xml:space="preserve">Vinculación dinámica de la nota cuantitativa con los niveles de desempeño (</w:t>
+      </w:r>
+      <w:r>
+        <w:rPr>
+          <w:rStyle w:val="VerbatimChar"/>
+        </w:rPr>
+        <w:t xml:space="preserve">BAJO</w:t>
+      </w:r>
+      <w:r>
+        <w:t xml:space="preserve">,</w:t>
+      </w:r>
+      <w:r>
+        <w:t xml:space="preserve"> </w:t>
+      </w:r>
+      <w:r>
+        <w:rPr>
+          <w:rStyle w:val="VerbatimChar"/>
+        </w:rPr>
+        <w:t xml:space="preserve">BASICO</w:t>
+      </w:r>
+      <w:r>
+        <w:t xml:space="preserve">,</w:t>
+      </w:r>
+      <w:r>
+        <w:t xml:space="preserve"> </w:t>
+      </w:r>
+      <w:r>
+        <w:rPr>
+          <w:rStyle w:val="VerbatimChar"/>
+        </w:rPr>
+        <w:t xml:space="preserve">ALTO</w:t>
+      </w:r>
+      <w:r>
+        <w:t xml:space="preserve">,</w:t>
+      </w:r>
+      <w:r>
+        <w:t xml:space="preserve"> </w:t>
+      </w:r>
+      <w:r>
+        <w:rPr>
+          <w:rStyle w:val="VerbatimChar"/>
+        </w:rPr>
+        <w:t xml:space="preserve">SUPERIOR</w:t>
+      </w:r>
+      <w:r>
+        <w:t xml:space="preserve">).</w:t>
       </w:r>
     </w:p>
     <w:p>
@@ -135,7 +558,7 @@
               <w:pStyle w:val="Compact"/>
             </w:pPr>
             <w:r>
-              <w:t xml:space="preserve">Alcance</w:t>
+              <w:t xml:space="preserve">Alcance en el Módulo</w:t>
             </w:r>
           </w:p>
         </w:tc>
@@ -152,18 +575,27 @@
                 <w:b/>
                 <w:bCs/>
               </w:rPr>
-              <w:t xml:space="preserve">Docente</w:t>
-            </w:r>
-          </w:p>
-        </w:tc>
-        <w:tc>
-          <w:tcPr/>
-          <w:p>
-            <w:pPr>
-              <w:pStyle w:val="Compact"/>
-            </w:pPr>
-            <w:r>
-              <w:t xml:space="preserve">CRUD de actividades y criterios evaluativos de sus asignaturas. Registro y modificación masiva de calificaciones.</w:t>
+              <w:t xml:space="preserve">Docente Titular</w:t>
+            </w:r>
+          </w:p>
+        </w:tc>
+        <w:tc>
+          <w:tcPr/>
+          <w:p>
+            <w:pPr>
+              <w:pStyle w:val="Compact"/>
+            </w:pPr>
+            <w:r>
+              <w:t xml:space="preserve">Administración de actividades y criterios evaluativos de sus asignaturas asignadas (</w:t>
+            </w:r>
+            <w:r>
+              <w:rPr>
+                <w:rStyle w:val="VerbatimChar"/>
+              </w:rPr>
+              <w:t xml:space="preserve">detalle_grados</w:t>
+            </w:r>
+            <w:r>
+              <w:t xml:space="preserve">). Registro, edición y guardado masivo de calificaciones en planillas de aula.</w:t>
             </w:r>
           </w:p>
         </w:tc>
@@ -180,18 +612,18 @@
                 <w:b/>
                 <w:bCs/>
               </w:rPr>
-              <w:t xml:space="preserve">Directivo</w:t>
-            </w:r>
-          </w:p>
-        </w:tc>
-        <w:tc>
-          <w:tcPr/>
-          <w:p>
-            <w:pPr>
-              <w:pStyle w:val="Compact"/>
-            </w:pPr>
-            <w:r>
-              <w:t xml:space="preserve">Consulta y auditoría de calificaciones a nivel institucional. Reapertura de materias.</w:t>
+              <w:t xml:space="preserve">Directivo (Rector / Coordinador)</w:t>
+            </w:r>
+          </w:p>
+        </w:tc>
+        <w:tc>
+          <w:tcPr/>
+          <w:p>
+            <w:pPr>
+              <w:pStyle w:val="Compact"/>
+            </w:pPr>
+            <w:r>
+              <w:t xml:space="preserve">Auditoría global de notas, reapertura de materias cerradas y supervisión del cumplimiento de aforos y notas mínimas.</w:t>
             </w:r>
           </w:p>
         </w:tc>
@@ -208,46 +640,18 @@
                 <w:b/>
                 <w:bCs/>
               </w:rPr>
-              <w:t xml:space="preserve">Estudiante</w:t>
-            </w:r>
-          </w:p>
-        </w:tc>
-        <w:tc>
-          <w:tcPr/>
-          <w:p>
-            <w:pPr>
-              <w:pStyle w:val="Compact"/>
-            </w:pPr>
-            <w:r>
-              <w:t xml:space="preserve">Consulta del desglose detallado de sus notas por actividad y asignatura.</w:t>
-            </w:r>
-          </w:p>
-        </w:tc>
-      </w:tr>
-      <w:tr>
-        <w:tc>
-          <w:tcPr/>
-          <w:p>
-            <w:pPr>
-              <w:pStyle w:val="Compact"/>
-            </w:pPr>
-            <w:r>
-              <w:rPr>
-                <w:b/>
-                <w:bCs/>
-              </w:rPr>
-              <w:t xml:space="preserve">Padre</w:t>
-            </w:r>
-          </w:p>
-        </w:tc>
-        <w:tc>
-          <w:tcPr/>
-          <w:p>
-            <w:pPr>
-              <w:pStyle w:val="Compact"/>
-            </w:pPr>
-            <w:r>
-              <w:t xml:space="preserve">Monitoreo y consulta en tiempo real de las calificaciones de sus hijos.</w:t>
+              <w:t xml:space="preserve">Estudiante y Padre de Familia</w:t>
+            </w:r>
+          </w:p>
+        </w:tc>
+        <w:tc>
+          <w:tcPr/>
+          <w:p>
+            <w:pPr>
+              <w:pStyle w:val="Compact"/>
+            </w:pPr>
+            <w:r>
+              <w:t xml:space="preserve">Consulta en tiempo real del desglose de actividades, notas porcentuales y escala de desempeño obtenida por periodo.</w:t>
             </w:r>
           </w:p>
         </w:tc>
@@ -261,13 +665,13 @@
       </w:r>
     </w:p>
     <w:bookmarkEnd w:id="10"/>
-    <w:bookmarkStart w:id="11" w:name="acciones-disponibles"/>
+    <w:bookmarkStart w:id="11" w:name="Xf6d12fd97f35895e724579c4234b57437f1d065"/>
     <w:p>
       <w:pPr>
         <w:pStyle w:val="Heading2"/>
       </w:pPr>
       <w:r>
-        <w:t xml:space="preserve">3. Acciones Disponibles</w:t>
+        <w:t xml:space="preserve">3. Acciones Disponibles y Endpoints de la API</w:t>
       </w:r>
     </w:p>
     <w:tbl>
@@ -278,10 +682,11 @@
         <w:tblLook w:firstRow="1" w:lastRow="0" w:firstColumn="0" w:lastColumn="0" w:noHBand="0" w:noVBand="0" w:val="0020"/>
       </w:tblPr>
       <w:tblGrid>
-        <w:gridCol w:w="1980"/>
-        <w:gridCol w:w="1980"/>
-        <w:gridCol w:w="1980"/>
-        <w:gridCol w:w="1980"/>
+        <w:gridCol w:w="1584"/>
+        <w:gridCol w:w="1584"/>
+        <w:gridCol w:w="1584"/>
+        <w:gridCol w:w="1584"/>
+        <w:gridCol w:w="1584"/>
       </w:tblGrid>
       <w:tr>
         <w:trPr>
@@ -327,20 +732,31 @@
               <w:pStyle w:val="Compact"/>
             </w:pPr>
             <w:r>
-              <w:t xml:space="preserve">Rol Requerido</w:t>
-            </w:r>
-          </w:p>
-        </w:tc>
-      </w:tr>
-      <w:tr>
-        <w:tc>
-          <w:tcPr/>
-          <w:p>
-            <w:pPr>
-              <w:pStyle w:val="Compact"/>
-            </w:pPr>
-            <w:r>
-              <w:t xml:space="preserve">Listar estudiantes activos del curso/grupo</w:t>
+              <w:t xml:space="preserve">Autenticación Requerida</w:t>
+            </w:r>
+          </w:p>
+        </w:tc>
+        <w:tc>
+          <w:tcPr/>
+          <w:p>
+            <w:pPr>
+              <w:pStyle w:val="Compact"/>
+            </w:pPr>
+            <w:r>
+              <w:t xml:space="preserve">Parámetros / Body Requeridos</w:t>
+            </w:r>
+          </w:p>
+        </w:tc>
+      </w:tr>
+      <w:tr>
+        <w:tc>
+          <w:tcPr/>
+          <w:p>
+            <w:pPr>
+              <w:pStyle w:val="Compact"/>
+            </w:pPr>
+            <w:r>
+              <w:t xml:space="preserve">Listar estudiantes del curso</w:t>
             </w:r>
           </w:p>
         </w:tc>
@@ -379,20 +795,40 @@
               <w:pStyle w:val="Compact"/>
             </w:pPr>
             <w:r>
-              <w:t xml:space="preserve">Docente</w:t>
-            </w:r>
-          </w:p>
-        </w:tc>
-      </w:tr>
-      <w:tr>
-        <w:tc>
-          <w:tcPr/>
-          <w:p>
-            <w:pPr>
-              <w:pStyle w:val="Compact"/>
-            </w:pPr>
-            <w:r>
-              <w:t xml:space="preserve">Listar actividades creadas para un curso</w:t>
+              <w:t xml:space="preserve">JWT Docente</w:t>
+            </w:r>
+          </w:p>
+        </w:tc>
+        <w:tc>
+          <w:tcPr/>
+          <w:p>
+            <w:pPr>
+              <w:pStyle w:val="Compact"/>
+            </w:pPr>
+            <w:r>
+              <w:rPr>
+                <w:rStyle w:val="VerbatimChar"/>
+              </w:rPr>
+              <w:t xml:space="preserve">gradeId</w:t>
+            </w:r>
+            <w:r>
+              <w:t xml:space="preserve"> </w:t>
+            </w:r>
+            <w:r>
+              <w:t xml:space="preserve">(URL)</w:t>
+            </w:r>
+          </w:p>
+        </w:tc>
+      </w:tr>
+      <w:tr>
+        <w:tc>
+          <w:tcPr/>
+          <w:p>
+            <w:pPr>
+              <w:pStyle w:val="Compact"/>
+            </w:pPr>
+            <w:r>
+              <w:t xml:space="preserve">Listar actividades y criterios del curso</w:t>
             </w:r>
           </w:p>
         </w:tc>
@@ -431,20 +867,79 @@
               <w:pStyle w:val="Compact"/>
             </w:pPr>
             <w:r>
-              <w:t xml:space="preserve">Docente</w:t>
-            </w:r>
-          </w:p>
-        </w:tc>
-      </w:tr>
-      <w:tr>
-        <w:tc>
-          <w:tcPr/>
-          <w:p>
-            <w:pPr>
-              <w:pStyle w:val="Compact"/>
-            </w:pPr>
-            <w:r>
-              <w:t xml:space="preserve">Crear actividad evaluativa de asignatura</w:t>
+              <w:t xml:space="preserve">JWT Docente</w:t>
+            </w:r>
+          </w:p>
+        </w:tc>
+        <w:tc>
+          <w:tcPr/>
+          <w:p>
+            <w:pPr>
+              <w:pStyle w:val="Compact"/>
+            </w:pPr>
+            <w:r>
+              <w:rPr>
+                <w:rStyle w:val="VerbatimChar"/>
+              </w:rPr>
+              <w:t xml:space="preserve">gradeId</w:t>
+            </w:r>
+            <w:r>
+              <w:t xml:space="preserve">,</w:t>
+            </w:r>
+            <w:r>
+              <w:t xml:space="preserve"> </w:t>
+            </w:r>
+            <w:r>
+              <w:rPr>
+                <w:rStyle w:val="VerbatimChar"/>
+              </w:rPr>
+              <w:t xml:space="preserve">subjectId</w:t>
+            </w:r>
+            <w:r>
+              <w:t xml:space="preserve">,</w:t>
+            </w:r>
+            <w:r>
+              <w:t xml:space="preserve"> </w:t>
+            </w:r>
+            <w:r>
+              <w:rPr>
+                <w:rStyle w:val="VerbatimChar"/>
+              </w:rPr>
+              <w:t xml:space="preserve">periodId</w:t>
+            </w:r>
+            <w:r>
+              <w:t xml:space="preserve"> </w:t>
+            </w:r>
+            <w:r>
+              <w:t xml:space="preserve">(URL),</w:t>
+            </w:r>
+            <w:r>
+              <w:t xml:space="preserve"> </w:t>
+            </w:r>
+            <w:r>
+              <w:rPr>
+                <w:rStyle w:val="VerbatimChar"/>
+              </w:rPr>
+              <w:t xml:space="preserve">userId</w:t>
+            </w:r>
+            <w:r>
+              <w:t xml:space="preserve"> </w:t>
+            </w:r>
+            <w:r>
+              <w:t xml:space="preserve">(Query opcional)</w:t>
+            </w:r>
+          </w:p>
+        </w:tc>
+      </w:tr>
+      <w:tr>
+        <w:tc>
+          <w:tcPr/>
+          <w:p>
+            <w:pPr>
+              <w:pStyle w:val="Compact"/>
+            </w:pPr>
+            <w:r>
+              <w:t xml:space="preserve">Crear actividad evaluativa</w:t>
             </w:r>
           </w:p>
         </w:tc>
@@ -483,20 +978,34 @@
               <w:pStyle w:val="Compact"/>
             </w:pPr>
             <w:r>
-              <w:t xml:space="preserve">Docente</w:t>
-            </w:r>
-          </w:p>
-        </w:tc>
-      </w:tr>
-      <w:tr>
-        <w:tc>
-          <w:tcPr/>
-          <w:p>
-            <w:pPr>
-              <w:pStyle w:val="Compact"/>
-            </w:pPr>
-            <w:r>
-              <w:t xml:space="preserve">Actualizar ponderación o nombre de actividad</w:t>
+              <w:t xml:space="preserve">JWT Docente</w:t>
+            </w:r>
+          </w:p>
+        </w:tc>
+        <w:tc>
+          <w:tcPr/>
+          <w:p>
+            <w:pPr>
+              <w:pStyle w:val="Compact"/>
+            </w:pPr>
+            <w:r>
+              <w:rPr>
+                <w:rStyle w:val="VerbatimChar"/>
+              </w:rPr>
+              <w:t xml:space="preserve">{ id_competencia?, id_detallegrado?, id_periodo?, nombre, porcentaje, id_colegio, id_evidencia?, evidencias_dba?, motivo_extra?, justificacion_extra? }</w:t>
+            </w:r>
+          </w:p>
+        </w:tc>
+      </w:tr>
+      <w:tr>
+        <w:tc>
+          <w:tcPr/>
+          <w:p>
+            <w:pPr>
+              <w:pStyle w:val="Compact"/>
+            </w:pPr>
+            <w:r>
+              <w:t xml:space="preserve">Actualizar actividad evaluativa</w:t>
             </w:r>
           </w:p>
         </w:tc>
@@ -535,7 +1044,36 @@
               <w:pStyle w:val="Compact"/>
             </w:pPr>
             <w:r>
-              <w:t xml:space="preserve">Docente</w:t>
+              <w:t xml:space="preserve">JWT Docente</w:t>
+            </w:r>
+          </w:p>
+        </w:tc>
+        <w:tc>
+          <w:tcPr/>
+          <w:p>
+            <w:pPr>
+              <w:pStyle w:val="Compact"/>
+            </w:pPr>
+            <w:r>
+              <w:rPr>
+                <w:rStyle w:val="VerbatimChar"/>
+              </w:rPr>
+              <w:t xml:space="preserve">id</w:t>
+            </w:r>
+            <w:r>
+              <w:t xml:space="preserve"> </w:t>
+            </w:r>
+            <w:r>
+              <w:t xml:space="preserve">(URL),</w:t>
+            </w:r>
+            <w:r>
+              <w:t xml:space="preserve"> </w:t>
+            </w:r>
+            <w:r>
+              <w:rPr>
+                <w:rStyle w:val="VerbatimChar"/>
+              </w:rPr>
+              <w:t xml:space="preserve">{ nombre, porcentaje, id_evidencia?, evidencias_dba?, motivo_extra?, justificacion_extra? }</w:t>
             </w:r>
           </w:p>
         </w:tc>
@@ -587,20 +1125,40 @@
               <w:pStyle w:val="Compact"/>
             </w:pPr>
             <w:r>
-              <w:t xml:space="preserve">Docente</w:t>
-            </w:r>
-          </w:p>
-        </w:tc>
-      </w:tr>
-      <w:tr>
-        <w:tc>
-          <w:tcPr/>
-          <w:p>
-            <w:pPr>
-              <w:pStyle w:val="Compact"/>
-            </w:pPr>
-            <w:r>
-              <w:t xml:space="preserve">Crear criterio de evaluación dentro de actividad</w:t>
+              <w:t xml:space="preserve">JWT Docente</w:t>
+            </w:r>
+          </w:p>
+        </w:tc>
+        <w:tc>
+          <w:tcPr/>
+          <w:p>
+            <w:pPr>
+              <w:pStyle w:val="Compact"/>
+            </w:pPr>
+            <w:r>
+              <w:rPr>
+                <w:rStyle w:val="VerbatimChar"/>
+              </w:rPr>
+              <w:t xml:space="preserve">id</w:t>
+            </w:r>
+            <w:r>
+              <w:t xml:space="preserve"> </w:t>
+            </w:r>
+            <w:r>
+              <w:t xml:space="preserve">(URL)</w:t>
+            </w:r>
+          </w:p>
+        </w:tc>
+      </w:tr>
+      <w:tr>
+        <w:tc>
+          <w:tcPr/>
+          <w:p>
+            <w:pPr>
+              <w:pStyle w:val="Compact"/>
+            </w:pPr>
+            <w:r>
+              <w:t xml:space="preserve">Crear criterio de evaluación</w:t>
             </w:r>
           </w:p>
         </w:tc>
@@ -639,7 +1197,21 @@
               <w:pStyle w:val="Compact"/>
             </w:pPr>
             <w:r>
-              <w:t xml:space="preserve">Docente</w:t>
+              <w:t xml:space="preserve">JWT Docente</w:t>
+            </w:r>
+          </w:p>
+        </w:tc>
+        <w:tc>
+          <w:tcPr/>
+          <w:p>
+            <w:pPr>
+              <w:pStyle w:val="Compact"/>
+            </w:pPr>
+            <w:r>
+              <w:rPr>
+                <w:rStyle w:val="VerbatimChar"/>
+              </w:rPr>
+              <w:t xml:space="preserve">{ id_actividadmateria, descripcion, porcentaje, id_colegio, id_evidencia? }</w:t>
             </w:r>
           </w:p>
         </w:tc>
@@ -691,20 +1263,40 @@
               <w:pStyle w:val="Compact"/>
             </w:pPr>
             <w:r>
-              <w:t xml:space="preserve">Docente</w:t>
-            </w:r>
-          </w:p>
-        </w:tc>
-      </w:tr>
-      <w:tr>
-        <w:tc>
-          <w:tcPr/>
-          <w:p>
-            <w:pPr>
-              <w:pStyle w:val="Compact"/>
-            </w:pPr>
-            <w:r>
-              <w:t xml:space="preserve">Obtener planilla de calificaciones del curso</w:t>
+              <w:t xml:space="preserve">JWT Docente</w:t>
+            </w:r>
+          </w:p>
+        </w:tc>
+        <w:tc>
+          <w:tcPr/>
+          <w:p>
+            <w:pPr>
+              <w:pStyle w:val="Compact"/>
+            </w:pPr>
+            <w:r>
+              <w:rPr>
+                <w:rStyle w:val="VerbatimChar"/>
+              </w:rPr>
+              <w:t xml:space="preserve">id</w:t>
+            </w:r>
+            <w:r>
+              <w:t xml:space="preserve"> </w:t>
+            </w:r>
+            <w:r>
+              <w:t xml:space="preserve">(URL)</w:t>
+            </w:r>
+          </w:p>
+        </w:tc>
+      </w:tr>
+      <w:tr>
+        <w:tc>
+          <w:tcPr/>
+          <w:p>
+            <w:pPr>
+              <w:pStyle w:val="Compact"/>
+            </w:pPr>
+            <w:r>
+              <w:t xml:space="preserve">Obtener planilla de calificaciones</w:t>
             </w:r>
           </w:p>
         </w:tc>
@@ -743,20 +1335,64 @@
               <w:pStyle w:val="Compact"/>
             </w:pPr>
             <w:r>
-              <w:t xml:space="preserve">Docente</w:t>
-            </w:r>
-          </w:p>
-        </w:tc>
-      </w:tr>
-      <w:tr>
-        <w:tc>
-          <w:tcPr/>
-          <w:p>
-            <w:pPr>
-              <w:pStyle w:val="Compact"/>
-            </w:pPr>
-            <w:r>
-              <w:t xml:space="preserve">Registrar o actualizar calificaciones de estudiantes</w:t>
+              <w:t xml:space="preserve">JWT Docente</w:t>
+            </w:r>
+          </w:p>
+        </w:tc>
+        <w:tc>
+          <w:tcPr/>
+          <w:p>
+            <w:pPr>
+              <w:pStyle w:val="Compact"/>
+            </w:pPr>
+            <w:r>
+              <w:rPr>
+                <w:rStyle w:val="VerbatimChar"/>
+              </w:rPr>
+              <w:t xml:space="preserve">gradeId</w:t>
+            </w:r>
+            <w:r>
+              <w:t xml:space="preserve">,</w:t>
+            </w:r>
+            <w:r>
+              <w:t xml:space="preserve"> </w:t>
+            </w:r>
+            <w:r>
+              <w:rPr>
+                <w:rStyle w:val="VerbatimChar"/>
+              </w:rPr>
+              <w:t xml:space="preserve">subjectId</w:t>
+            </w:r>
+            <w:r>
+              <w:t xml:space="preserve">,</w:t>
+            </w:r>
+            <w:r>
+              <w:t xml:space="preserve"> </w:t>
+            </w:r>
+            <w:r>
+              <w:rPr>
+                <w:rStyle w:val="VerbatimChar"/>
+              </w:rPr>
+              <w:t xml:space="preserve">periodId</w:t>
+            </w:r>
+            <w:r>
+              <w:t xml:space="preserve"> </w:t>
+            </w:r>
+            <w:r>
+              <w:t xml:space="preserve">(URL)</w:t>
+            </w:r>
+          </w:p>
+        </w:tc>
+      </w:tr>
+      <w:tr>
+        <w:tc>
+          <w:tcPr/>
+          <w:p>
+            <w:pPr>
+              <w:pStyle w:val="Compact"/>
+            </w:pPr>
+            <w:r>
+              <w:t xml:space="preserve">Guardar calificaciones masivamente</w:t>
             </w:r>
           </w:p>
         </w:tc>
@@ -795,20 +1431,34 @@
               <w:pStyle w:val="Compact"/>
             </w:pPr>
             <w:r>
-              <w:t xml:space="preserve">Docente</w:t>
-            </w:r>
-          </w:p>
-        </w:tc>
-      </w:tr>
-      <w:tr>
-        <w:tc>
-          <w:tcPr/>
-          <w:p>
-            <w:pPr>
-              <w:pStyle w:val="Compact"/>
-            </w:pPr>
-            <w:r>
-              <w:t xml:space="preserve">Consultar promedios consolidados del estudiante</w:t>
+              <w:t xml:space="preserve">JWT Docente</w:t>
+            </w:r>
+          </w:p>
+        </w:tc>
+        <w:tc>
+          <w:tcPr/>
+          <w:p>
+            <w:pPr>
+              <w:pStyle w:val="Compact"/>
+            </w:pPr>
+            <w:r>
+              <w:rPr>
+                <w:rStyle w:val="VerbatimChar"/>
+              </w:rPr>
+              <w:t xml:space="preserve">{ schoolId, activityGrades: [{ id_actividadmateria, id_estudiante, nota }], criteriaGrades: [{ id_criterio, id_estudiante, nota }] }</w:t>
+            </w:r>
+          </w:p>
+        </w:tc>
+      </w:tr>
+      <w:tr>
+        <w:tc>
+          <w:tcPr/>
+          <w:p>
+            <w:pPr>
+              <w:pStyle w:val="Compact"/>
+            </w:pPr>
+            <w:r>
+              <w:t xml:space="preserve">Consultar notas del estudiante por periodo</w:t>
             </w:r>
           </w:p>
         </w:tc>
@@ -847,20 +1497,52 @@
               <w:pStyle w:val="Compact"/>
             </w:pPr>
             <w:r>
-              <w:t xml:space="preserve">Estudiante / Padre</w:t>
-            </w:r>
-          </w:p>
-        </w:tc>
-      </w:tr>
-      <w:tr>
-        <w:tc>
-          <w:tcPr/>
-          <w:p>
-            <w:pPr>
-              <w:pStyle w:val="Compact"/>
-            </w:pPr>
-            <w:r>
-              <w:t xml:space="preserve">Consultar detalle de notas por asignatura</w:t>
+              <w:t xml:space="preserve">JWT Estudiante / Padre</w:t>
+            </w:r>
+          </w:p>
+        </w:tc>
+        <w:tc>
+          <w:tcPr/>
+          <w:p>
+            <w:pPr>
+              <w:pStyle w:val="Compact"/>
+            </w:pPr>
+            <w:r>
+              <w:rPr>
+                <w:rStyle w:val="VerbatimChar"/>
+              </w:rPr>
+              <w:t xml:space="preserve">id_estudiante</w:t>
+            </w:r>
+            <w:r>
+              <w:t xml:space="preserve">,</w:t>
+            </w:r>
+            <w:r>
+              <w:t xml:space="preserve"> </w:t>
+            </w:r>
+            <w:r>
+              <w:rPr>
+                <w:rStyle w:val="VerbatimChar"/>
+              </w:rPr>
+              <w:t xml:space="preserve">id_periodo</w:t>
+            </w:r>
+            <w:r>
+              <w:t xml:space="preserve"> </w:t>
+            </w:r>
+            <w:r>
+              <w:t xml:space="preserve">(URL)</w:t>
+            </w:r>
+          </w:p>
+        </w:tc>
+      </w:tr>
+      <w:tr>
+        <w:tc>
+          <w:tcPr/>
+          <w:p>
+            <w:pPr>
+              <w:pStyle w:val="Compact"/>
+            </w:pPr>
+            <w:r>
+              <w:t xml:space="preserve">Consultar detalle de actividades por materia</w:t>
             </w:r>
           </w:p>
         </w:tc>
@@ -899,7 +1581,51 @@
               <w:pStyle w:val="Compact"/>
             </w:pPr>
             <w:r>
-              <w:t xml:space="preserve">Estudiante / Padre</w:t>
+              <w:t xml:space="preserve">JWT Estudiante / Padre</w:t>
+            </w:r>
+          </w:p>
+        </w:tc>
+        <w:tc>
+          <w:tcPr/>
+          <w:p>
+            <w:pPr>
+              <w:pStyle w:val="Compact"/>
+            </w:pPr>
+            <w:r>
+              <w:rPr>
+                <w:rStyle w:val="VerbatimChar"/>
+              </w:rPr>
+              <w:t xml:space="preserve">id_estudiante</w:t>
+            </w:r>
+            <w:r>
+              <w:t xml:space="preserve">,</w:t>
+            </w:r>
+            <w:r>
+              <w:t xml:space="preserve"> </w:t>
+            </w:r>
+            <w:r>
+              <w:rPr>
+                <w:rStyle w:val="VerbatimChar"/>
+              </w:rPr>
+              <w:t xml:space="preserve">id_periodo</w:t>
+            </w:r>
+            <w:r>
+              <w:t xml:space="preserve">,</w:t>
+            </w:r>
+            <w:r>
+              <w:t xml:space="preserve"> </w:t>
+            </w:r>
+            <w:r>
+              <w:rPr>
+                <w:rStyle w:val="VerbatimChar"/>
+              </w:rPr>
+              <w:t xml:space="preserve">id_materia</w:t>
+            </w:r>
+            <w:r>
+              <w:t xml:space="preserve"> </w:t>
+            </w:r>
+            <w:r>
+              <w:t xml:space="preserve">(URL)</w:t>
             </w:r>
           </w:p>
         </w:tc>
@@ -924,6 +1650,7 @@
     </w:p>
     <w:p>
       <w:pPr>
+        <w:pStyle w:val="Compact"/>
         <w:numPr>
           <w:ilvl w:val="0"/>
           <w:numId w:val="1001"/>
@@ -934,74 +1661,157 @@
           <w:b/>
           <w:bCs/>
         </w:rPr>
-        <w:t xml:space="preserve">RN-CAL-001 (Estructura Evaluativa Ponderada):</w:t>
-      </w:r>
-      <w:r>
-        <w:t xml:space="preserve"> </w:t>
-      </w:r>
-      <w:r>
-        <w:t xml:space="preserve">La evaluación académica se rige bajo una estructura jerárquica de dos niveles:</w:t>
-      </w:r>
-    </w:p>
-    <w:p>
-      <w:pPr>
-        <w:pStyle w:val="SourceCode"/>
-        <w:numPr>
-          <w:ilvl w:val="0"/>
-          <w:numId w:val="1000"/>
-        </w:numPr>
-      </w:pPr>
-      <w:r>
-        <w:rPr>
-          <w:rStyle w:val="VerbatimChar"/>
-        </w:rPr>
-        <w:t xml:space="preserve">Asignatura (Materia)</w:t>
-      </w:r>
-      <w:r>
-        <w:br/>
-      </w:r>
-      <w:r>
-        <w:rPr>
-          <w:rStyle w:val="VerbatimChar"/>
-        </w:rPr>
-        <w:t xml:space="preserve">   └── Actividades Académicas (actividad_materia) (porcentaje acumulado = 100%)</w:t>
-      </w:r>
-      <w:r>
-        <w:br/>
-      </w:r>
-      <w:r>
-        <w:rPr>
-          <w:rStyle w:val="VerbatimChar"/>
-        </w:rPr>
-        <w:t xml:space="preserve">          └── Criterios de Evaluación (criterio_evaluacion) (porcentaje acumulado = 100%)</w:t>
+        <w:t xml:space="preserve">RN-CAL-001 (Estructura Evaluativa Ponderada al 100%):</w:t>
+      </w:r>
+      <w:r>
+        <w:t xml:space="preserve"> </w:t>
+      </w:r>
+      <w:r>
+        <w:t xml:space="preserve">La sumatoria de los porcentajes de todas las actividades creadas para una materia y periodo no puede superar el 100.00%. Si una actividad contiene criterios, la sumatoria de sus porcentajes tampoco puede exceder el 100.00%.</w:t>
       </w:r>
     </w:p>
     <w:p>
       <w:pPr>
         <w:pStyle w:val="Compact"/>
         <w:numPr>
-          <w:ilvl w:val="1"/>
-          <w:numId w:val="1002"/>
+          <w:ilvl w:val="0"/>
+          <w:numId w:val="1001"/>
         </w:numPr>
       </w:pPr>
       <w:r>
-        <w:t xml:space="preserve">La sumatoria de las ponderaciones de todas las actividades debe dar exactamente el 100% para consolidar la nota definitiva.</w:t>
+        <w:rPr>
+          <w:b/>
+          <w:bCs/>
+        </w:rPr>
+        <w:t xml:space="preserve">RN-CAL-002 (Sincronización Automática Criterio ➔ Actividad):</w:t>
+      </w:r>
+      <w:r>
+        <w:t xml:space="preserve"> </w:t>
+      </w:r>
+      <w:r>
+        <w:t xml:space="preserve">Cuando una actividad contiene criterios de evaluación, las notas se ingresan en</w:t>
+      </w:r>
+      <w:r>
+        <w:t xml:space="preserve"> </w:t>
+      </w:r>
+      <w:r>
+        <w:rPr>
+          <w:rStyle w:val="VerbatimChar"/>
+        </w:rPr>
+        <w:t xml:space="preserve">nota_criterio</w:t>
+      </w:r>
+      <w:r>
+        <w:t xml:space="preserve">. El backend calcula de forma transaccional el promedio ponderado</w:t>
+      </w:r>
+      <w:r>
+        <w:t xml:space="preserve"> </w:t>
+      </w:r>
+      <w:r>
+        <w:rPr>
+          <w:rStyle w:val="VerbatimChar"/>
+        </w:rPr>
+        <w:t xml:space="preserve">(sum(nota * porcentaje) / total_peso)</w:t>
+      </w:r>
+      <w:r>
+        <w:t xml:space="preserve"> </w:t>
+      </w:r>
+      <w:r>
+        <w:t xml:space="preserve">y lo almacena automáticamente en</w:t>
+      </w:r>
+      <w:r>
+        <w:t xml:space="preserve"> </w:t>
+      </w:r>
+      <w:r>
+        <w:rPr>
+          <w:rStyle w:val="VerbatimChar"/>
+        </w:rPr>
+        <w:t xml:space="preserve">notas_actividad</w:t>
+      </w:r>
+      <w:r>
+        <w:t xml:space="preserve">.</w:t>
       </w:r>
     </w:p>
     <w:p>
       <w:pPr>
         <w:pStyle w:val="Compact"/>
         <w:numPr>
-          <w:ilvl w:val="1"/>
-          <w:numId w:val="1002"/>
+          <w:ilvl w:val="0"/>
+          <w:numId w:val="1001"/>
         </w:numPr>
       </w:pPr>
       <w:r>
-        <w:t xml:space="preserve">Si una actividad contiene criterios, la sumatoria de sus ponderaciones también debe ser exactamente el 100%.</w:t>
+        <w:rPr>
+          <w:b/>
+          <w:bCs/>
+        </w:rPr>
+        <w:t xml:space="preserve">RN-CAL-003 (Justificación de Evidencias Extra/No Planificadas):</w:t>
+      </w:r>
+      <w:r>
+        <w:t xml:space="preserve"> </w:t>
+      </w:r>
+      <w:r>
+        <w:t xml:space="preserve">Si el docente asocia a una actividad una evidencia de DBA que no estaba planificada en el periodo actual para ese grado escolar, debe seleccionar obligatoriamente un</w:t>
+      </w:r>
+      <w:r>
+        <w:t xml:space="preserve"> </w:t>
+      </w:r>
+      <w:r>
+        <w:rPr>
+          <w:rStyle w:val="VerbatimChar"/>
+        </w:rPr>
+        <w:t xml:space="preserve">motivo_extra</w:t>
+      </w:r>
+      <w:r>
+        <w:t xml:space="preserve"> </w:t>
+      </w:r>
+      <w:r>
+        <w:t xml:space="preserve">(ej.</w:t>
+      </w:r>
+      <w:r>
+        <w:t xml:space="preserve"> </w:t>
+      </w:r>
+      <w:r>
+        <w:rPr>
+          <w:i/>
+          <w:iCs/>
+        </w:rPr>
+        <w:t xml:space="preserve">REFUERZO, NIVELACION, AVANCE_PROGRAMATICO, OTRO</w:t>
+      </w:r>
+      <w:r>
+        <w:t xml:space="preserve">) y detallar</w:t>
+      </w:r>
+      <w:r>
+        <w:t xml:space="preserve"> </w:t>
+      </w:r>
+      <w:r>
+        <w:rPr>
+          <w:rStyle w:val="VerbatimChar"/>
+        </w:rPr>
+        <w:t xml:space="preserve">justificacion_extra</w:t>
+      </w:r>
+      <w:r>
+        <w:t xml:space="preserve"> </w:t>
+      </w:r>
+      <w:r>
+        <w:t xml:space="preserve">si el motivo es</w:t>
+      </w:r>
+      <w:r>
+        <w:t xml:space="preserve"> </w:t>
+      </w:r>
+      <w:r>
+        <w:rPr>
+          <w:i/>
+          <w:iCs/>
+        </w:rPr>
+        <w:t xml:space="preserve">OTRO</w:t>
+      </w:r>
+      <w:r>
+        <w:t xml:space="preserve">.</w:t>
       </w:r>
     </w:p>
     <w:p>
       <w:pPr>
+        <w:pStyle w:val="Compact"/>
         <w:numPr>
           <w:ilvl w:val="0"/>
           <w:numId w:val="1001"/>
@@ -1012,25 +1822,83 @@
           <w:b/>
           <w:bCs/>
         </w:rPr>
-        <w:t xml:space="preserve">RN-CAL-002 (Resolución de Registro de Nota):</w:t>
-      </w:r>
-      <w:r>
-        <w:t xml:space="preserve"> </w:t>
-      </w:r>
-      <w:r>
-        <w:t xml:space="preserve">Las calificaciones de los estudiantes se guardan de la siguiente manera:</w:t>
+        <w:t xml:space="preserve">RN-CAL-004 (Validación Estricta de Matrícula Activa):</w:t>
+      </w:r>
+      <w:r>
+        <w:t xml:space="preserve"> </w:t>
+      </w:r>
+      <w:r>
+        <w:t xml:space="preserve">El guardado masivo de calificaciones (</w:t>
+      </w:r>
+      <w:r>
+        <w:rPr>
+          <w:rStyle w:val="VerbatimChar"/>
+        </w:rPr>
+        <w:t xml:space="preserve">saveGrades</w:t>
+      </w:r>
+      <w:r>
+        <w:t xml:space="preserve">) comprueba que todos los estudiantes pertenezcan a la institución con matrícula en estado</w:t>
+      </w:r>
+      <w:r>
+        <w:t xml:space="preserve"> </w:t>
+      </w:r>
+      <w:r>
+        <w:rPr>
+          <w:rStyle w:val="VerbatimChar"/>
+        </w:rPr>
+        <w:t xml:space="preserve">ACTIVA</w:t>
+      </w:r>
+      <w:r>
+        <w:t xml:space="preserve"> </w:t>
+      </w:r>
+      <w:r>
+        <w:t xml:space="preserve">o</w:t>
+      </w:r>
+      <w:r>
+        <w:t xml:space="preserve"> </w:t>
+      </w:r>
+      <w:r>
+        <w:rPr>
+          <w:rStyle w:val="VerbatimChar"/>
+        </w:rPr>
+        <w:t xml:space="preserve">APROBADA</w:t>
+      </w:r>
+      <w:r>
+        <w:t xml:space="preserve">. Si hay alumnos inactivos o trasladados, la transacción se cancela con error</w:t>
+      </w:r>
+      <w:r>
+        <w:t xml:space="preserve"> </w:t>
+      </w:r>
+      <w:r>
+        <w:rPr>
+          <w:rStyle w:val="VerbatimChar"/>
+        </w:rPr>
+        <w:t xml:space="preserve">409 Conflict</w:t>
+      </w:r>
+      <w:r>
+        <w:t xml:space="preserve">.</w:t>
       </w:r>
     </w:p>
     <w:p>
       <w:pPr>
         <w:pStyle w:val="Compact"/>
         <w:numPr>
-          <w:ilvl w:val="1"/>
-          <w:numId w:val="1003"/>
+          <w:ilvl w:val="0"/>
+          <w:numId w:val="1001"/>
         </w:numPr>
       </w:pPr>
       <w:r>
-        <w:t xml:space="preserve">Si la actividad tiene criterios evaluativos definidos, las notas se registran individualmente en la tabla</w:t>
+        <w:rPr>
+          <w:b/>
+          <w:bCs/>
+        </w:rPr>
+        <w:t xml:space="preserve">RN-CAL-005 (Rango Institucional de Calificación y Escala MEN):</w:t>
+      </w:r>
+      <w:r>
+        <w:t xml:space="preserve"> </w:t>
+      </w:r>
+      <w:r>
+        <w:t xml:space="preserve">Toda nota numérica debe situarse estrictamente entre</w:t>
       </w:r>
       <w:r>
         <w:t xml:space="preserve"> </w:t>
@@ -1039,38 +1907,77 @@
         <w:rPr>
           <w:rStyle w:val="VerbatimChar"/>
         </w:rPr>
-        <w:t xml:space="preserve">nota_criterio</w:t>
-      </w:r>
-      <w:r>
-        <w:t xml:space="preserve">. La nota de la actividad se calcula automáticamente como el promedio ponderado de estas.</w:t>
+        <w:t xml:space="preserve">nota_minima</w:t>
+      </w:r>
+      <w:r>
+        <w:t xml:space="preserve"> </w:t>
+      </w:r>
+      <w:r>
+        <w:t xml:space="preserve">y</w:t>
+      </w:r>
+      <w:r>
+        <w:t xml:space="preserve"> </w:t>
+      </w:r>
+      <w:r>
+        <w:rPr>
+          <w:rStyle w:val="VerbatimChar"/>
+        </w:rPr>
+        <w:t xml:space="preserve">nota_maxima</w:t>
+      </w:r>
+      <w:r>
+        <w:t xml:space="preserve"> </w:t>
+      </w:r>
+      <w:r>
+        <w:t xml:space="preserve">configuradas en</w:t>
+      </w:r>
+      <w:r>
+        <w:t xml:space="preserve"> </w:t>
+      </w:r>
+      <w:r>
+        <w:rPr>
+          <w:rStyle w:val="VerbatimChar"/>
+        </w:rPr>
+        <w:t xml:space="preserve">configuracion_colegio</w:t>
+      </w:r>
+      <w:r>
+        <w:t xml:space="preserve">. El sistema asocia automáticamente el</w:t>
+      </w:r>
+      <w:r>
+        <w:t xml:space="preserve"> </w:t>
+      </w:r>
+      <w:r>
+        <w:rPr>
+          <w:rStyle w:val="VerbatimChar"/>
+        </w:rPr>
+        <w:t xml:space="preserve">id_escalavaloracion</w:t>
+      </w:r>
+      <w:r>
+        <w:t xml:space="preserve"> </w:t>
+      </w:r>
+      <w:r>
+        <w:t xml:space="preserve">según el rango numérico (Bajo, Básico, Alto, Superior).</w:t>
       </w:r>
     </w:p>
     <w:p>
       <w:pPr>
         <w:pStyle w:val="Compact"/>
         <w:numPr>
-          <w:ilvl w:val="1"/>
-          <w:numId w:val="1003"/>
+          <w:ilvl w:val="0"/>
+          <w:numId w:val="1001"/>
         </w:numPr>
       </w:pPr>
       <w:r>
-        <w:t xml:space="preserve">Si la actividad</w:t>
-      </w:r>
-      <w:r>
-        <w:t xml:space="preserve"> </w:t>
-      </w:r>
-      <w:r>
         <w:rPr>
           <w:b/>
           <w:bCs/>
         </w:rPr>
-        <w:t xml:space="preserve">no</w:t>
-      </w:r>
-      <w:r>
-        <w:t xml:space="preserve"> </w:t>
-      </w:r>
-      <w:r>
-        <w:t xml:space="preserve">tiene criterios de evaluación asociados, las notas se registran directamente en la tabla</w:t>
+        <w:t xml:space="preserve">RN-CAL-006 (Doble Bloqueo de Modificación por Cierre):</w:t>
+      </w:r>
+      <w:r>
+        <w:t xml:space="preserve"> </w:t>
+      </w:r>
+      <w:r>
+        <w:t xml:space="preserve">Se prohíbe crear, editar o eliminar actividades, criterios y notas si el</w:t>
       </w:r>
       <w:r>
         <w:t xml:space="preserve"> </w:t>
@@ -1079,14 +1986,27 @@
         <w:rPr>
           <w:rStyle w:val="VerbatimChar"/>
         </w:rPr>
-        <w:t xml:space="preserve">notas_actividad</w:t>
-      </w:r>
-      <w:r>
-        <w:t xml:space="preserve">.</w:t>
+        <w:t xml:space="preserve">periodo_academico.estado === 'CERRADO'</w:t>
+      </w:r>
+      <w:r>
+        <w:t xml:space="preserve"> </w:t>
+      </w:r>
+      <w:r>
+        <w:t xml:space="preserve">o si el docente ya ejecutó el cierre de materia (</w:t>
+      </w:r>
+      <w:r>
+        <w:rPr>
+          <w:rStyle w:val="VerbatimChar"/>
+        </w:rPr>
+        <w:t xml:space="preserve">cierre_materia</w:t>
+      </w:r>
+      <w:r>
+        <w:t xml:space="preserve">).</w:t>
       </w:r>
     </w:p>
     <w:p>
       <w:pPr>
+        <w:pStyle w:val="Compact"/>
         <w:numPr>
           <w:ilvl w:val="0"/>
           <w:numId w:val="1001"/>
@@ -1097,29 +2017,81 @@
           <w:b/>
           <w:bCs/>
         </w:rPr>
-        <w:t xml:space="preserve">RN-CAL-003 (Protección de Periodo Cerrado):</w:t>
-      </w:r>
-      <w:r>
-        <w:t xml:space="preserve"> </w:t>
-      </w:r>
-      <w:r>
-        <w:t xml:space="preserve">No se permite la creación o edición de actividades, criterios ni calificaciones si el periodo académico correspondiente o el cierre de materia específico se encuentra en estado</w:t>
-      </w:r>
-      <w:r>
-        <w:t xml:space="preserve"> </w:t>
+        <w:t xml:space="preserve">RN-CAL-007 (Triggers SQL de Protección Absoluta):</w:t>
+      </w:r>
+      <w:r>
+        <w:t xml:space="preserve"> </w:t>
+      </w:r>
+      <w:r>
+        <w:t xml:space="preserve">Triggers en base de datos (</w:t>
       </w:r>
       <w:r>
         <w:rPr>
           <w:rStyle w:val="VerbatimChar"/>
         </w:rPr>
-        <w:t xml:space="preserve">CERRADO</w:t>
-      </w:r>
-      <w:r>
-        <w:t xml:space="preserve">.</w:t>
+        <w:t xml:space="preserve">prevent_academic_writes_on_closed_subject</w:t>
+      </w:r>
+      <w:r>
+        <w:t xml:space="preserve">) bloquean cualquier mutación directa sobre</w:t>
+      </w:r>
+      <w:r>
+        <w:t xml:space="preserve"> </w:t>
+      </w:r>
+      <w:r>
+        <w:rPr>
+          <w:rStyle w:val="VerbatimChar"/>
+        </w:rPr>
+        <w:t xml:space="preserve">actividad_materia</w:t>
+      </w:r>
+      <w:r>
+        <w:t xml:space="preserve">,</w:t>
+      </w:r>
+      <w:r>
+        <w:t xml:space="preserve"> </w:t>
+      </w:r>
+      <w:r>
+        <w:rPr>
+          <w:rStyle w:val="VerbatimChar"/>
+        </w:rPr>
+        <w:t xml:space="preserve">criterio_evaluacion</w:t>
+      </w:r>
+      <w:r>
+        <w:t xml:space="preserve">,</w:t>
+      </w:r>
+      <w:r>
+        <w:t xml:space="preserve"> </w:t>
+      </w:r>
+      <w:r>
+        <w:rPr>
+          <w:rStyle w:val="VerbatimChar"/>
+        </w:rPr>
+        <w:t xml:space="preserve">notas_actividad</w:t>
+      </w:r>
+      <w:r>
+        <w:t xml:space="preserve"> </w:t>
+      </w:r>
+      <w:r>
+        <w:t xml:space="preserve">y</w:t>
+      </w:r>
+      <w:r>
+        <w:t xml:space="preserve"> </w:t>
+      </w:r>
+      <w:r>
+        <w:rPr>
+          <w:rStyle w:val="VerbatimChar"/>
+        </w:rPr>
+        <w:t xml:space="preserve">nota_criterio</w:t>
+      </w:r>
+      <w:r>
+        <w:t xml:space="preserve"> </w:t>
+      </w:r>
+      <w:r>
+        <w:t xml:space="preserve">cuando existe un registro de cierre formal.</w:t>
       </w:r>
     </w:p>
     <w:p>
       <w:pPr>
+        <w:pStyle w:val="Compact"/>
         <w:numPr>
           <w:ilvl w:val="0"/>
           <w:numId w:val="1001"/>
@@ -1130,157 +2102,28 @@
           <w:b/>
           <w:bCs/>
         </w:rPr>
-        <w:t xml:space="preserve">RN-CAL-004 (Distribución Estadística del Seeder):</w:t>
-      </w:r>
-      <w:r>
-        <w:t xml:space="preserve"> </w:t>
-      </w:r>
-      <w:r>
-        <w:t xml:space="preserve">Para simular un entorno escolar realista, el inicializador de datos del sistema (</w:t>
+        <w:t xml:space="preserve">RN-CAL-008 (Trazabilidad Docente):</w:t>
+      </w:r>
+      <w:r>
+        <w:t xml:space="preserve"> </w:t>
+      </w:r>
+      <w:r>
+        <w:t xml:space="preserve">Toda actividad registra en</w:t>
+      </w:r>
+      <w:r>
+        <w:t xml:space="preserve"> </w:t>
       </w:r>
       <w:r>
         <w:rPr>
           <w:rStyle w:val="VerbatimChar"/>
         </w:rPr>
-        <w:t xml:space="preserve">seed_grades.ts</w:t>
-      </w:r>
-      <w:r>
-        <w:t xml:space="preserve">) utiliza un algoritmo estadístico de distribución de notas:</w:t>
-      </w:r>
-    </w:p>
-    <w:p>
-      <w:pPr>
-        <w:pStyle w:val="Compact"/>
-        <w:numPr>
-          <w:ilvl w:val="1"/>
-          <w:numId w:val="1004"/>
-        </w:numPr>
-      </w:pPr>
-      <w:r>
-        <w:t xml:space="preserve">Nota reprobatoria (1.0 a 2.9): 15% de probabilidad.</w:t>
-      </w:r>
-    </w:p>
-    <w:p>
-      <w:pPr>
-        <w:pStyle w:val="Compact"/>
-        <w:numPr>
-          <w:ilvl w:val="1"/>
-          <w:numId w:val="1004"/>
-        </w:numPr>
-      </w:pPr>
-      <w:r>
-        <w:t xml:space="preserve">Nota básica (3.0 a 3.9): 35% de probabilidad.</w:t>
-      </w:r>
-    </w:p>
-    <w:p>
-      <w:pPr>
-        <w:pStyle w:val="Compact"/>
-        <w:numPr>
-          <w:ilvl w:val="1"/>
-          <w:numId w:val="1004"/>
-        </w:numPr>
-      </w:pPr>
-      <w:r>
-        <w:t xml:space="preserve">Nota alta (4.0 a 4.5): 30% de probabilidad.</w:t>
-      </w:r>
-    </w:p>
-    <w:p>
-      <w:pPr>
-        <w:pStyle w:val="Compact"/>
-        <w:numPr>
-          <w:ilvl w:val="1"/>
-          <w:numId w:val="1004"/>
-        </w:numPr>
-      </w:pPr>
-      <w:r>
-        <w:t xml:space="preserve">Nota superior (4.6 a 5.0): 20% de probabilidad.</w:t>
-      </w:r>
-    </w:p>
-    <w:p>
-      <w:pPr>
-        <w:numPr>
-          <w:ilvl w:val="0"/>
-          <w:numId w:val="1001"/>
-        </w:numPr>
-      </w:pPr>
-      <w:r>
-        <w:rPr>
-          <w:b/>
-          <w:bCs/>
-        </w:rPr>
-        <w:t xml:space="preserve">RN-CAL-005 (Restricción de Calificación por Estado de Matrícula):</w:t>
-      </w:r>
-      <w:r>
-        <w:t xml:space="preserve"> </w:t>
-      </w:r>
-      <w:r>
-        <w:t xml:space="preserve">La planilla de calificaciones y el endpoint de guardado (</w:t>
-      </w:r>
-      <w:r>
-        <w:rPr>
-          <w:rStyle w:val="VerbatimChar"/>
-        </w:rPr>
-        <w:t xml:space="preserve">POST /api/teacher/grades</w:t>
-      </w:r>
-      <w:r>
-        <w:t xml:space="preserve">) validan estrictamente que cada alumno posea matrícula en estado</w:t>
-      </w:r>
-      <w:r>
-        <w:t xml:space="preserve"> </w:t>
-      </w:r>
-      <w:r>
-        <w:rPr>
-          <w:rStyle w:val="VerbatimChar"/>
-        </w:rPr>
-        <w:t xml:space="preserve">ACTIVA</w:t>
-      </w:r>
-      <w:r>
-        <w:t xml:space="preserve"> </w:t>
-      </w:r>
-      <w:r>
-        <w:t xml:space="preserve">o</w:t>
-      </w:r>
-      <w:r>
-        <w:t xml:space="preserve"> </w:t>
-      </w:r>
-      <w:r>
-        <w:rPr>
-          <w:rStyle w:val="VerbatimChar"/>
-        </w:rPr>
-        <w:t xml:space="preserve">APROBADA</w:t>
-      </w:r>
-      <w:r>
-        <w:t xml:space="preserve"> </w:t>
-      </w:r>
-      <w:r>
-        <w:t xml:space="preserve">en la institución educativa. Los estudiantes en estado</w:t>
-      </w:r>
-      <w:r>
-        <w:t xml:space="preserve"> </w:t>
-      </w:r>
-      <w:r>
-        <w:rPr>
-          <w:rStyle w:val="VerbatimChar"/>
-        </w:rPr>
-        <w:t xml:space="preserve">TRASLADADA</w:t>
-      </w:r>
-      <w:r>
-        <w:t xml:space="preserve"> </w:t>
-      </w:r>
-      <w:r>
-        <w:t xml:space="preserve">o inactivos no se muestran en la planilla editable y cualquier intento de calificación sobre ellos es rechazado con error</w:t>
-      </w:r>
-      <w:r>
-        <w:t xml:space="preserve"> </w:t>
-      </w:r>
-      <w:r>
-        <w:rPr>
-          <w:rStyle w:val="VerbatimChar"/>
-        </w:rPr>
-        <w:t xml:space="preserve">409 Conflict</w:t>
-      </w:r>
-      <w:r>
-        <w:t xml:space="preserve">.</w:t>
+        <w:t xml:space="preserve">id_docente_creador</w:t>
+      </w:r>
+      <w:r>
+        <w:t xml:space="preserve"> </w:t>
+      </w:r>
+      <w:r>
+        <w:t xml:space="preserve">la referencia al docente que la diseñó originalmente.</w:t>
       </w:r>
     </w:p>
     <w:p>
@@ -1291,349 +2134,22 @@
       </w:r>
     </w:p>
     <w:bookmarkEnd w:id="12"/>
-    <w:bookmarkStart w:id="21" w:name="implementación"/>
+    <w:bookmarkStart w:id="22" w:name="implementación-del-módulo"/>
     <w:p>
       <w:pPr>
         <w:pStyle w:val="Heading2"/>
       </w:pPr>
       <w:r>
-        <w:t xml:space="preserve">5. Implementación</w:t>
+        <w:t xml:space="preserve">5. Implementación del Módulo</w:t>
       </w:r>
     </w:p>
-    <w:bookmarkStart w:id="17" w:name="backend"/>
+    <w:bookmarkStart w:id="18" w:name="backend"/>
     <w:p>
       <w:pPr>
         <w:pStyle w:val="Heading3"/>
       </w:pPr>
       <w:r>
         <w:t xml:space="preserve">Backend</w:t>
-      </w:r>
-    </w:p>
-    <w:tbl>
-      <w:tblPr>
-        <w:tblStyle w:val="Table"/>
-        <w:tblW w:type="pct" w:w="5000"/>
-        <w:tblLayout w:type="fixed"/>
-        <w:tblLook w:firstRow="1" w:lastRow="0" w:firstColumn="0" w:lastColumn="0" w:noHBand="0" w:noVBand="0" w:val="0020"/>
-      </w:tblPr>
-      <w:tblGrid>
-        <w:gridCol w:w="3960"/>
-        <w:gridCol w:w="3960"/>
-      </w:tblGrid>
-      <w:tr>
-        <w:trPr>
-          <w:tblHeader w:val="on"/>
-        </w:trPr>
-        <w:tc>
-          <w:tcPr/>
-          <w:p>
-            <w:pPr>
-              <w:pStyle w:val="Compact"/>
-            </w:pPr>
-            <w:r>
-              <w:t xml:space="preserve">Tipo</w:t>
-            </w:r>
-          </w:p>
-        </w:tc>
-        <w:tc>
-          <w:tcPr/>
-          <w:p>
-            <w:pPr>
-              <w:pStyle w:val="Compact"/>
-            </w:pPr>
-            <w:r>
-              <w:t xml:space="preserve">Archivo</w:t>
-            </w:r>
-          </w:p>
-        </w:tc>
-      </w:tr>
-      <w:tr>
-        <w:tc>
-          <w:tcPr/>
-          <w:p>
-            <w:pPr>
-              <w:pStyle w:val="Compact"/>
-            </w:pPr>
-            <w:r>
-              <w:rPr>
-                <w:b/>
-                <w:bCs/>
-              </w:rPr>
-              <w:t xml:space="preserve">Controller de Notas</w:t>
-            </w:r>
-          </w:p>
-        </w:tc>
-        <w:tc>
-          <w:tcPr/>
-          <w:p>
-            <w:pPr>
-              <w:pStyle w:val="Compact"/>
-            </w:pPr>
-            <w:hyperlink r:id="rId13">
-              <w:r>
-                <w:rPr>
-                  <w:rStyle w:val="Hyperlink"/>
-                </w:rPr>
-                <w:t xml:space="preserve">gradingController.ts</w:t>
-              </w:r>
-            </w:hyperlink>
-            <w:r>
-              <w:t xml:space="preserve"> </w:t>
-            </w:r>
-            <w:r>
-              <w:t xml:space="preserve">— CRUD de actividades, criterios de evaluación, obtención de planillas de calificaciones y almacenamiento de notas.</w:t>
-            </w:r>
-          </w:p>
-        </w:tc>
-      </w:tr>
-      <w:tr>
-        <w:tc>
-          <w:tcPr/>
-          <w:p>
-            <w:pPr>
-              <w:pStyle w:val="Compact"/>
-            </w:pPr>
-            <w:r>
-              <w:rPr>
-                <w:b/>
-                <w:bCs/>
-              </w:rPr>
-              <w:t xml:space="preserve">Controller del Estudiante</w:t>
-            </w:r>
-          </w:p>
-        </w:tc>
-        <w:tc>
-          <w:tcPr/>
-          <w:p>
-            <w:pPr>
-              <w:pStyle w:val="Compact"/>
-            </w:pPr>
-            <w:hyperlink r:id="rId14">
-              <w:r>
-                <w:rPr>
-                  <w:rStyle w:val="Hyperlink"/>
-                </w:rPr>
-                <w:t xml:space="preserve">studentPortalController.ts</w:t>
-              </w:r>
-            </w:hyperlink>
-            <w:r>
-              <w:t xml:space="preserve"> </w:t>
-            </w:r>
-            <w:r>
-              <w:t xml:space="preserve">— Consultas de notas definitivas y detalles por asignatura.</w:t>
-            </w:r>
-          </w:p>
-        </w:tc>
-      </w:tr>
-      <w:tr>
-        <w:tc>
-          <w:tcPr/>
-          <w:p>
-            <w:pPr>
-              <w:pStyle w:val="Compact"/>
-            </w:pPr>
-            <w:r>
-              <w:rPr>
-                <w:b/>
-                <w:bCs/>
-              </w:rPr>
-              <w:t xml:space="preserve">Routes</w:t>
-            </w:r>
-          </w:p>
-        </w:tc>
-        <w:tc>
-          <w:tcPr/>
-          <w:p>
-            <w:pPr>
-              <w:pStyle w:val="Compact"/>
-            </w:pPr>
-            <w:hyperlink r:id="rId15">
-              <w:r>
-                <w:rPr>
-                  <w:rStyle w:val="Hyperlink"/>
-                </w:rPr>
-                <w:t xml:space="preserve">teacher.routes.ts</w:t>
-              </w:r>
-            </w:hyperlink>
-            <w:r>
-              <w:t xml:space="preserve">,</w:t>
-            </w:r>
-            <w:r>
-              <w:t xml:space="preserve"> </w:t>
-            </w:r>
-            <w:hyperlink r:id="rId16">
-              <w:r>
-                <w:rPr>
-                  <w:rStyle w:val="Hyperlink"/>
-                </w:rPr>
-                <w:t xml:space="preserve">student.routes.ts</w:t>
-              </w:r>
-            </w:hyperlink>
-          </w:p>
-        </w:tc>
-      </w:tr>
-    </w:tbl>
-    <w:bookmarkEnd w:id="17"/>
-    <w:bookmarkStart w:id="20" w:name="frontend"/>
-    <w:p>
-      <w:pPr>
-        <w:pStyle w:val="Heading3"/>
-      </w:pPr>
-      <w:r>
-        <w:t xml:space="preserve">Frontend</w:t>
-      </w:r>
-    </w:p>
-    <w:tbl>
-      <w:tblPr>
-        <w:tblStyle w:val="Table"/>
-        <w:tblW w:type="pct" w:w="5000"/>
-        <w:tblLayout w:type="fixed"/>
-        <w:tblLook w:firstRow="1" w:lastRow="0" w:firstColumn="0" w:lastColumn="0" w:noHBand="0" w:noVBand="0" w:val="0020"/>
-      </w:tblPr>
-      <w:tblGrid>
-        <w:gridCol w:w="3960"/>
-        <w:gridCol w:w="3960"/>
-      </w:tblGrid>
-      <w:tr>
-        <w:trPr>
-          <w:tblHeader w:val="on"/>
-        </w:trPr>
-        <w:tc>
-          <w:tcPr/>
-          <w:p>
-            <w:pPr>
-              <w:pStyle w:val="Compact"/>
-            </w:pPr>
-            <w:r>
-              <w:t xml:space="preserve">Tipo</w:t>
-            </w:r>
-          </w:p>
-        </w:tc>
-        <w:tc>
-          <w:tcPr/>
-          <w:p>
-            <w:pPr>
-              <w:pStyle w:val="Compact"/>
-            </w:pPr>
-            <w:r>
-              <w:t xml:space="preserve">Archivo</w:t>
-            </w:r>
-          </w:p>
-        </w:tc>
-      </w:tr>
-      <w:tr>
-        <w:tc>
-          <w:tcPr/>
-          <w:p>
-            <w:pPr>
-              <w:pStyle w:val="Compact"/>
-            </w:pPr>
-            <w:r>
-              <w:rPr>
-                <w:b/>
-                <w:bCs/>
-              </w:rPr>
-              <w:t xml:space="preserve">Planilla Docente</w:t>
-            </w:r>
-          </w:p>
-        </w:tc>
-        <w:tc>
-          <w:tcPr/>
-          <w:p>
-            <w:pPr>
-              <w:pStyle w:val="Compact"/>
-            </w:pPr>
-            <w:hyperlink r:id="rId18">
-              <w:r>
-                <w:rPr>
-                  <w:rStyle w:val="Hyperlink"/>
-                </w:rPr>
-                <w:t xml:space="preserve">TeacherGrades.vue</w:t>
-              </w:r>
-            </w:hyperlink>
-            <w:r>
-              <w:t xml:space="preserve"> </w:t>
-            </w:r>
-            <w:r>
-              <w:t xml:space="preserve">— Interfaz interactiva para gestionar actividades, criterios y notas del curso.</w:t>
-            </w:r>
-          </w:p>
-        </w:tc>
-      </w:tr>
-      <w:tr>
-        <w:tc>
-          <w:tcPr/>
-          <w:p>
-            <w:pPr>
-              <w:pStyle w:val="Compact"/>
-            </w:pPr>
-            <w:r>
-              <w:rPr>
-                <w:b/>
-                <w:bCs/>
-              </w:rPr>
-              <w:t xml:space="preserve">Detalle Estudiante</w:t>
-            </w:r>
-          </w:p>
-        </w:tc>
-        <w:tc>
-          <w:tcPr/>
-          <w:p>
-            <w:pPr>
-              <w:pStyle w:val="Compact"/>
-            </w:pPr>
-            <w:hyperlink r:id="rId19">
-              <w:r>
-                <w:rPr>
-                  <w:rStyle w:val="Hyperlink"/>
-                </w:rPr>
-                <w:t xml:space="preserve">SubjectDetailsView.vue</w:t>
-              </w:r>
-            </w:hyperlink>
-            <w:r>
-              <w:t xml:space="preserve"> </w:t>
-            </w:r>
-            <w:r>
-              <w:t xml:space="preserve">— Desglose porcentual y visualización de notas de estudiantes.</w:t>
-            </w:r>
-          </w:p>
-        </w:tc>
-      </w:tr>
-    </w:tbl>
-    <w:p>
-      <w:r>
-        <w:pict>
-          <v:rect style="width:0;height:1.5pt" o:hralign="center" o:hrstd="t" o:hr="t"/>
-        </w:pict>
-      </w:r>
-    </w:p>
-    <w:bookmarkEnd w:id="20"/>
-    <w:bookmarkEnd w:id="21"/>
-    <w:bookmarkStart w:id="26" w:name="modelo-de-datos"/>
-    <w:p>
-      <w:pPr>
-        <w:pStyle w:val="Heading2"/>
-      </w:pPr>
-      <w:r>
-        <w:t xml:space="preserve">6. Modelo de Datos</w:t>
-      </w:r>
-    </w:p>
-    <w:bookmarkStart w:id="22" w:name="tabla-actividad_materia"/>
-    <w:p>
-      <w:pPr>
-        <w:pStyle w:val="Heading3"/>
-      </w:pPr>
-      <w:r>
-        <w:t xml:space="preserve">Tabla:</w:t>
-      </w:r>
-      <w:r>
-        <w:t xml:space="preserve"> </w:t>
-      </w:r>
-      <w:r>
-        <w:rPr>
-          <w:rStyle w:val="VerbatimChar"/>
-        </w:rPr>
-        <w:t xml:space="preserve">actividad_materia</w:t>
       </w:r>
     </w:p>
     <w:tbl>
@@ -1659,317 +2175,382 @@
               <w:pStyle w:val="Compact"/>
             </w:pPr>
             <w:r>
-              <w:t xml:space="preserve">Columna</w:t>
-            </w:r>
-          </w:p>
-        </w:tc>
-        <w:tc>
-          <w:tcPr/>
-          <w:p>
-            <w:pPr>
-              <w:pStyle w:val="Compact"/>
-            </w:pPr>
-            <w:r>
-              <w:t xml:space="preserve">Tipo</w:t>
-            </w:r>
-          </w:p>
-        </w:tc>
-        <w:tc>
-          <w:tcPr/>
-          <w:p>
-            <w:pPr>
-              <w:pStyle w:val="Compact"/>
-            </w:pPr>
-            <w:r>
-              <w:t xml:space="preserve">Descripción</w:t>
-            </w:r>
-          </w:p>
-        </w:tc>
-      </w:tr>
-      <w:tr>
-        <w:tc>
-          <w:tcPr/>
-          <w:p>
-            <w:pPr>
-              <w:pStyle w:val="Compact"/>
-            </w:pPr>
-            <w:r>
-              <w:rPr>
-                <w:rStyle w:val="VerbatimChar"/>
-              </w:rPr>
-              <w:t xml:space="preserve">id_actividadmateria</w:t>
-            </w:r>
-          </w:p>
-        </w:tc>
-        <w:tc>
-          <w:tcPr/>
-          <w:p>
-            <w:pPr>
-              <w:pStyle w:val="Compact"/>
-            </w:pPr>
-            <w:r>
-              <w:t xml:space="preserve">SERIAL PK</w:t>
-            </w:r>
-          </w:p>
-        </w:tc>
-        <w:tc>
-          <w:tcPr/>
-          <w:p>
-            <w:pPr>
-              <w:pStyle w:val="Compact"/>
-            </w:pPr>
-            <w:r>
-              <w:t xml:space="preserve">Identificador único de la actividad evaluativa.</w:t>
-            </w:r>
-          </w:p>
-        </w:tc>
-      </w:tr>
-      <w:tr>
-        <w:tc>
-          <w:tcPr/>
-          <w:p>
-            <w:pPr>
-              <w:pStyle w:val="Compact"/>
-            </w:pPr>
-            <w:r>
-              <w:rPr>
-                <w:rStyle w:val="VerbatimChar"/>
-              </w:rPr>
-              <w:t xml:space="preserve">id_detallegrado</w:t>
-            </w:r>
-          </w:p>
-        </w:tc>
-        <w:tc>
-          <w:tcPr/>
-          <w:p>
-            <w:pPr>
-              <w:pStyle w:val="Compact"/>
-            </w:pPr>
-            <w:r>
-              <w:t xml:space="preserve">INT FK</w:t>
-            </w:r>
-          </w:p>
-        </w:tc>
-        <w:tc>
-          <w:tcPr/>
-          <w:p>
-            <w:pPr>
-              <w:pStyle w:val="Compact"/>
-            </w:pPr>
-            <w:r>
-              <w:t xml:space="preserve">Asignación docente-curso-materia.</w:t>
-            </w:r>
-          </w:p>
-        </w:tc>
-      </w:tr>
-      <w:tr>
-        <w:tc>
-          <w:tcPr/>
-          <w:p>
-            <w:pPr>
-              <w:pStyle w:val="Compact"/>
-            </w:pPr>
-            <w:r>
-              <w:rPr>
-                <w:rStyle w:val="VerbatimChar"/>
-              </w:rPr>
-              <w:t xml:space="preserve">id_periodo</w:t>
-            </w:r>
-          </w:p>
-        </w:tc>
-        <w:tc>
-          <w:tcPr/>
-          <w:p>
-            <w:pPr>
-              <w:pStyle w:val="Compact"/>
-            </w:pPr>
-            <w:r>
-              <w:t xml:space="preserve">INT FK</w:t>
-            </w:r>
-          </w:p>
-        </w:tc>
-        <w:tc>
-          <w:tcPr/>
-          <w:p>
-            <w:pPr>
-              <w:pStyle w:val="Compact"/>
-            </w:pPr>
-            <w:r>
-              <w:t xml:space="preserve">Periodo académico en el que se realiza la actividad.</w:t>
-            </w:r>
-          </w:p>
-        </w:tc>
-      </w:tr>
-      <w:tr>
-        <w:tc>
-          <w:tcPr/>
-          <w:p>
-            <w:pPr>
-              <w:pStyle w:val="Compact"/>
-            </w:pPr>
-            <w:r>
-              <w:rPr>
-                <w:rStyle w:val="VerbatimChar"/>
-              </w:rPr>
-              <w:t xml:space="preserve">nombre</w:t>
-            </w:r>
-          </w:p>
-        </w:tc>
-        <w:tc>
-          <w:tcPr/>
-          <w:p>
-            <w:pPr>
-              <w:pStyle w:val="Compact"/>
-            </w:pPr>
-            <w:r>
-              <w:t xml:space="preserve">VARCHAR(255)</w:t>
-            </w:r>
-          </w:p>
-        </w:tc>
-        <w:tc>
-          <w:tcPr/>
-          <w:p>
-            <w:pPr>
-              <w:pStyle w:val="Compact"/>
-            </w:pPr>
-            <w:r>
-              <w:t xml:space="preserve">Título de la actividad (ej. Evaluación Trimestral).</w:t>
-            </w:r>
-          </w:p>
-        </w:tc>
-      </w:tr>
-      <w:tr>
-        <w:tc>
-          <w:tcPr/>
-          <w:p>
-            <w:pPr>
-              <w:pStyle w:val="Compact"/>
-            </w:pPr>
-            <w:r>
-              <w:rPr>
-                <w:rStyle w:val="VerbatimChar"/>
-              </w:rPr>
-              <w:t xml:space="preserve">porcentaje</w:t>
-            </w:r>
-          </w:p>
-        </w:tc>
-        <w:tc>
-          <w:tcPr/>
-          <w:p>
-            <w:pPr>
-              <w:pStyle w:val="Compact"/>
-            </w:pPr>
-            <w:r>
-              <w:t xml:space="preserve">NUMERIC(5,2)</w:t>
-            </w:r>
-          </w:p>
-        </w:tc>
-        <w:tc>
-          <w:tcPr/>
-          <w:p>
-            <w:pPr>
-              <w:pStyle w:val="Compact"/>
-            </w:pPr>
-            <w:r>
-              <w:t xml:space="preserve">Peso de la actividad en la nota del periodo (ej. 30.00).</w:t>
-            </w:r>
-          </w:p>
-        </w:tc>
-      </w:tr>
-      <w:tr>
-        <w:tc>
-          <w:tcPr/>
-          <w:p>
-            <w:pPr>
-              <w:pStyle w:val="Compact"/>
-            </w:pPr>
-            <w:r>
-              <w:rPr>
-                <w:rStyle w:val="VerbatimChar"/>
-              </w:rPr>
-              <w:t xml:space="preserve">id_colegio</w:t>
-            </w:r>
-          </w:p>
-        </w:tc>
-        <w:tc>
-          <w:tcPr/>
-          <w:p>
-            <w:pPr>
-              <w:pStyle w:val="Compact"/>
-            </w:pPr>
-            <w:r>
-              <w:t xml:space="preserve">INT FK</w:t>
-            </w:r>
-          </w:p>
-        </w:tc>
-        <w:tc>
-          <w:tcPr/>
-          <w:p>
-            <w:pPr>
-              <w:pStyle w:val="Compact"/>
-            </w:pPr>
-            <w:r>
-              <w:t xml:space="preserve">Colegio propietario.</w:t>
-            </w:r>
-          </w:p>
-        </w:tc>
-      </w:tr>
-      <w:tr>
-        <w:tc>
-          <w:tcPr/>
-          <w:p>
-            <w:pPr>
-              <w:pStyle w:val="Compact"/>
-            </w:pPr>
-            <w:r>
-              <w:rPr>
-                <w:rStyle w:val="VerbatimChar"/>
-              </w:rPr>
-              <w:t xml:space="preserve">id_competencia</w:t>
-            </w:r>
-          </w:p>
-        </w:tc>
-        <w:tc>
-          <w:tcPr/>
-          <w:p>
-            <w:pPr>
-              <w:pStyle w:val="Compact"/>
-            </w:pPr>
-            <w:r>
-              <w:t xml:space="preserve">INT FK</w:t>
-            </w:r>
-          </w:p>
-        </w:tc>
-        <w:tc>
-          <w:tcPr/>
-          <w:p>
-            <w:pPr>
-              <w:pStyle w:val="Compact"/>
-            </w:pPr>
-            <w:r>
-              <w:t xml:space="preserve">Competencia curricular a la que se ancla la actividad.</w:t>
+              <w:t xml:space="preserve">Componente</w:t>
+            </w:r>
+          </w:p>
+        </w:tc>
+        <w:tc>
+          <w:tcPr/>
+          <w:p>
+            <w:pPr>
+              <w:pStyle w:val="Compact"/>
+            </w:pPr>
+            <w:r>
+              <w:t xml:space="preserve">Archivo Fuente</w:t>
+            </w:r>
+          </w:p>
+        </w:tc>
+        <w:tc>
+          <w:tcPr/>
+          <w:p>
+            <w:pPr>
+              <w:pStyle w:val="Compact"/>
+            </w:pPr>
+            <w:r>
+              <w:t xml:space="preserve">Funcionalidad Principal</w:t>
+            </w:r>
+          </w:p>
+        </w:tc>
+      </w:tr>
+      <w:tr>
+        <w:tc>
+          <w:tcPr/>
+          <w:p>
+            <w:pPr>
+              <w:pStyle w:val="Compact"/>
+            </w:pPr>
+            <w:r>
+              <w:rPr>
+                <w:b/>
+                <w:bCs/>
+              </w:rPr>
+              <w:t xml:space="preserve">Controlador de Calificaciones</w:t>
+            </w:r>
+          </w:p>
+        </w:tc>
+        <w:tc>
+          <w:tcPr/>
+          <w:p>
+            <w:pPr>
+              <w:pStyle w:val="Compact"/>
+            </w:pPr>
+            <w:hyperlink r:id="rId13">
+              <w:r>
+                <w:rPr>
+                  <w:rStyle w:val="Hyperlink"/>
+                </w:rPr>
+                <w:t xml:space="preserve">gradingController.ts</w:t>
+              </w:r>
+            </w:hyperlink>
+          </w:p>
+        </w:tc>
+        <w:tc>
+          <w:tcPr/>
+          <w:p>
+            <w:pPr>
+              <w:pStyle w:val="Compact"/>
+            </w:pPr>
+            <w:r>
+              <w:rPr>
+                <w:rStyle w:val="VerbatimChar"/>
+              </w:rPr>
+              <w:t xml:space="preserve">getActivities</w:t>
+            </w:r>
+            <w:r>
+              <w:t xml:space="preserve">,</w:t>
+            </w:r>
+            <w:r>
+              <w:t xml:space="preserve"> </w:t>
+            </w:r>
+            <w:r>
+              <w:rPr>
+                <w:rStyle w:val="VerbatimChar"/>
+              </w:rPr>
+              <w:t xml:space="preserve">createActivity</w:t>
+            </w:r>
+            <w:r>
+              <w:t xml:space="preserve">,</w:t>
+            </w:r>
+            <w:r>
+              <w:t xml:space="preserve"> </w:t>
+            </w:r>
+            <w:r>
+              <w:rPr>
+                <w:rStyle w:val="VerbatimChar"/>
+              </w:rPr>
+              <w:t xml:space="preserve">updateActivity</w:t>
+            </w:r>
+            <w:r>
+              <w:t xml:space="preserve">,</w:t>
+            </w:r>
+            <w:r>
+              <w:t xml:space="preserve"> </w:t>
+            </w:r>
+            <w:r>
+              <w:rPr>
+                <w:rStyle w:val="VerbatimChar"/>
+              </w:rPr>
+              <w:t xml:space="preserve">deleteActivity</w:t>
+            </w:r>
+            <w:r>
+              <w:t xml:space="preserve">,</w:t>
+            </w:r>
+            <w:r>
+              <w:t xml:space="preserve"> </w:t>
+            </w:r>
+            <w:r>
+              <w:rPr>
+                <w:rStyle w:val="VerbatimChar"/>
+              </w:rPr>
+              <w:t xml:space="preserve">createCriterion</w:t>
+            </w:r>
+            <w:r>
+              <w:t xml:space="preserve">,</w:t>
+            </w:r>
+            <w:r>
+              <w:t xml:space="preserve"> </w:t>
+            </w:r>
+            <w:r>
+              <w:rPr>
+                <w:rStyle w:val="VerbatimChar"/>
+              </w:rPr>
+              <w:t xml:space="preserve">deleteCriterion</w:t>
+            </w:r>
+            <w:r>
+              <w:t xml:space="preserve">,</w:t>
+            </w:r>
+            <w:r>
+              <w:t xml:space="preserve"> </w:t>
+            </w:r>
+            <w:r>
+              <w:rPr>
+                <w:rStyle w:val="VerbatimChar"/>
+              </w:rPr>
+              <w:t xml:space="preserve">getGrades</w:t>
+            </w:r>
+            <w:r>
+              <w:t xml:space="preserve">,</w:t>
+            </w:r>
+            <w:r>
+              <w:t xml:space="preserve"> </w:t>
+            </w:r>
+            <w:r>
+              <w:rPr>
+                <w:rStyle w:val="VerbatimChar"/>
+              </w:rPr>
+              <w:t xml:space="preserve">saveGrades</w:t>
+            </w:r>
+            <w:r>
+              <w:t xml:space="preserve">,</w:t>
+            </w:r>
+            <w:r>
+              <w:t xml:space="preserve"> </w:t>
+            </w:r>
+            <w:r>
+              <w:rPr>
+                <w:rStyle w:val="VerbatimChar"/>
+              </w:rPr>
+              <w:t xml:space="preserve">resolveTeachingContext</w:t>
+            </w:r>
+            <w:r>
+              <w:t xml:space="preserve">.</w:t>
+            </w:r>
+          </w:p>
+        </w:tc>
+      </w:tr>
+      <w:tr>
+        <w:tc>
+          <w:tcPr/>
+          <w:p>
+            <w:pPr>
+              <w:pStyle w:val="Compact"/>
+            </w:pPr>
+            <w:r>
+              <w:rPr>
+                <w:b/>
+                <w:bCs/>
+              </w:rPr>
+              <w:t xml:space="preserve">Controlador Portal Estudiante</w:t>
+            </w:r>
+          </w:p>
+        </w:tc>
+        <w:tc>
+          <w:tcPr/>
+          <w:p>
+            <w:pPr>
+              <w:pStyle w:val="Compact"/>
+            </w:pPr>
+            <w:hyperlink r:id="rId14">
+              <w:r>
+                <w:rPr>
+                  <w:rStyle w:val="Hyperlink"/>
+                </w:rPr>
+                <w:t xml:space="preserve">studentPortalController.ts</w:t>
+              </w:r>
+            </w:hyperlink>
+          </w:p>
+        </w:tc>
+        <w:tc>
+          <w:tcPr/>
+          <w:p>
+            <w:pPr>
+              <w:pStyle w:val="Compact"/>
+            </w:pPr>
+            <w:r>
+              <w:rPr>
+                <w:rStyle w:val="VerbatimChar"/>
+              </w:rPr>
+              <w:t xml:space="preserve">getStudentGrades</w:t>
+            </w:r>
+            <w:r>
+              <w:t xml:space="preserve">,</w:t>
+            </w:r>
+            <w:r>
+              <w:t xml:space="preserve"> </w:t>
+            </w:r>
+            <w:r>
+              <w:rPr>
+                <w:rStyle w:val="VerbatimChar"/>
+              </w:rPr>
+              <w:t xml:space="preserve">getSubjectGradeDetails</w:t>
+            </w:r>
+            <w:r>
+              <w:t xml:space="preserve">.</w:t>
+            </w:r>
+          </w:p>
+        </w:tc>
+      </w:tr>
+      <w:tr>
+        <w:tc>
+          <w:tcPr/>
+          <w:p>
+            <w:pPr>
+              <w:pStyle w:val="Compact"/>
+            </w:pPr>
+            <w:r>
+              <w:rPr>
+                <w:b/>
+                <w:bCs/>
+              </w:rPr>
+              <w:t xml:space="preserve">Helpers de Validación de Periodo</w:t>
+            </w:r>
+          </w:p>
+        </w:tc>
+        <w:tc>
+          <w:tcPr/>
+          <w:p>
+            <w:pPr>
+              <w:pStyle w:val="Compact"/>
+            </w:pPr>
+            <w:hyperlink r:id="rId15">
+              <w:r>
+                <w:rPr>
+                  <w:rStyle w:val="Hyperlink"/>
+                </w:rPr>
+                <w:t xml:space="preserve">periodHelpers.ts</w:t>
+              </w:r>
+            </w:hyperlink>
+          </w:p>
+        </w:tc>
+        <w:tc>
+          <w:tcPr/>
+          <w:p>
+            <w:pPr>
+              <w:pStyle w:val="Compact"/>
+            </w:pPr>
+            <w:r>
+              <w:rPr>
+                <w:rStyle w:val="VerbatimChar"/>
+              </w:rPr>
+              <w:t xml:space="preserve">ensurePeriodOpen</w:t>
+            </w:r>
+            <w:r>
+              <w:t xml:space="preserve">,</w:t>
+            </w:r>
+            <w:r>
+              <w:t xml:space="preserve"> </w:t>
+            </w:r>
+            <w:r>
+              <w:rPr>
+                <w:rStyle w:val="VerbatimChar"/>
+              </w:rPr>
+              <w:t xml:space="preserve">ensureSubjectOpen</w:t>
+            </w:r>
+            <w:r>
+              <w:t xml:space="preserve">,</w:t>
+            </w:r>
+            <w:r>
+              <w:t xml:space="preserve"> </w:t>
+            </w:r>
+            <w:r>
+              <w:rPr>
+                <w:rStyle w:val="VerbatimChar"/>
+              </w:rPr>
+              <w:t xml:space="preserve">ensureCurrentPeriodForSchool</w:t>
+            </w:r>
+            <w:r>
+              <w:t xml:space="preserve">.</w:t>
+            </w:r>
+          </w:p>
+        </w:tc>
+      </w:tr>
+      <w:tr>
+        <w:tc>
+          <w:tcPr/>
+          <w:p>
+            <w:pPr>
+              <w:pStyle w:val="Compact"/>
+            </w:pPr>
+            <w:r>
+              <w:rPr>
+                <w:b/>
+                <w:bCs/>
+              </w:rPr>
+              <w:t xml:space="preserve">Rutas de Calificaciones</w:t>
+            </w:r>
+          </w:p>
+        </w:tc>
+        <w:tc>
+          <w:tcPr/>
+          <w:p>
+            <w:pPr>
+              <w:pStyle w:val="Compact"/>
+            </w:pPr>
+            <w:hyperlink r:id="rId16">
+              <w:r>
+                <w:rPr>
+                  <w:rStyle w:val="Hyperlink"/>
+                </w:rPr>
+                <w:t xml:space="preserve">teacher.routes.ts</w:t>
+              </w:r>
+            </w:hyperlink>
+            <w:r>
+              <w:t xml:space="preserve">,</w:t>
+            </w:r>
+            <w:r>
+              <w:t xml:space="preserve"> </w:t>
+            </w:r>
+            <w:hyperlink r:id="rId17">
+              <w:r>
+                <w:rPr>
+                  <w:rStyle w:val="Hyperlink"/>
+                </w:rPr>
+                <w:t xml:space="preserve">student.routes.ts</w:t>
+              </w:r>
+            </w:hyperlink>
+          </w:p>
+        </w:tc>
+        <w:tc>
+          <w:tcPr/>
+          <w:p>
+            <w:pPr>
+              <w:pStyle w:val="Compact"/>
+            </w:pPr>
+            <w:r>
+              <w:t xml:space="preserve">Definición y middlewares de seguridad.</w:t>
             </w:r>
           </w:p>
         </w:tc>
       </w:tr>
     </w:tbl>
-    <w:bookmarkEnd w:id="22"/>
-    <w:bookmarkStart w:id="23" w:name="tabla-criterio_evaluacion"/>
+    <w:bookmarkEnd w:id="18"/>
+    <w:bookmarkStart w:id="21" w:name="frontend"/>
     <w:p>
       <w:pPr>
         <w:pStyle w:val="Heading3"/>
       </w:pPr>
       <w:r>
-        <w:t xml:space="preserve">Tabla:</w:t>
-      </w:r>
-      <w:r>
-        <w:t xml:space="preserve"> </w:t>
-      </w:r>
-      <w:r>
-        <w:rPr>
-          <w:rStyle w:val="VerbatimChar"/>
-        </w:rPr>
-        <w:t xml:space="preserve">criterio_evaluacion</w:t>
+        <w:t xml:space="preserve">Frontend</w:t>
       </w:r>
     </w:p>
     <w:tbl>
@@ -1995,226 +2576,141 @@
               <w:pStyle w:val="Compact"/>
             </w:pPr>
             <w:r>
-              <w:t xml:space="preserve">Columna</w:t>
-            </w:r>
-          </w:p>
-        </w:tc>
-        <w:tc>
-          <w:tcPr/>
-          <w:p>
-            <w:pPr>
-              <w:pStyle w:val="Compact"/>
-            </w:pPr>
-            <w:r>
-              <w:t xml:space="preserve">Tipo</w:t>
-            </w:r>
-          </w:p>
-        </w:tc>
-        <w:tc>
-          <w:tcPr/>
-          <w:p>
-            <w:pPr>
-              <w:pStyle w:val="Compact"/>
-            </w:pPr>
-            <w:r>
-              <w:t xml:space="preserve">Descripción</w:t>
-            </w:r>
-          </w:p>
-        </w:tc>
-      </w:tr>
-      <w:tr>
-        <w:tc>
-          <w:tcPr/>
-          <w:p>
-            <w:pPr>
-              <w:pStyle w:val="Compact"/>
-            </w:pPr>
-            <w:r>
-              <w:rPr>
-                <w:rStyle w:val="VerbatimChar"/>
-              </w:rPr>
-              <w:t xml:space="preserve">id_criterio</w:t>
-            </w:r>
-          </w:p>
-        </w:tc>
-        <w:tc>
-          <w:tcPr/>
-          <w:p>
-            <w:pPr>
-              <w:pStyle w:val="Compact"/>
-            </w:pPr>
-            <w:r>
-              <w:t xml:space="preserve">SERIAL PK</w:t>
-            </w:r>
-          </w:p>
-        </w:tc>
-        <w:tc>
-          <w:tcPr/>
-          <w:p>
-            <w:pPr>
-              <w:pStyle w:val="Compact"/>
-            </w:pPr>
-            <w:r>
-              <w:t xml:space="preserve">Identificador único del criterio.</w:t>
-            </w:r>
-          </w:p>
-        </w:tc>
-      </w:tr>
-      <w:tr>
-        <w:tc>
-          <w:tcPr/>
-          <w:p>
-            <w:pPr>
-              <w:pStyle w:val="Compact"/>
-            </w:pPr>
-            <w:r>
-              <w:rPr>
-                <w:rStyle w:val="VerbatimChar"/>
-              </w:rPr>
-              <w:t xml:space="preserve">id_actividadmateria</w:t>
-            </w:r>
-          </w:p>
-        </w:tc>
-        <w:tc>
-          <w:tcPr/>
-          <w:p>
-            <w:pPr>
-              <w:pStyle w:val="Compact"/>
-            </w:pPr>
-            <w:r>
-              <w:t xml:space="preserve">INT FK</w:t>
-            </w:r>
-          </w:p>
-        </w:tc>
-        <w:tc>
-          <w:tcPr/>
-          <w:p>
-            <w:pPr>
-              <w:pStyle w:val="Compact"/>
-            </w:pPr>
-            <w:r>
-              <w:t xml:space="preserve">Actividad padre a la que pertenece el criterio.</w:t>
-            </w:r>
-          </w:p>
-        </w:tc>
-      </w:tr>
-      <w:tr>
-        <w:tc>
-          <w:tcPr/>
-          <w:p>
-            <w:pPr>
-              <w:pStyle w:val="Compact"/>
-            </w:pPr>
-            <w:r>
-              <w:rPr>
-                <w:rStyle w:val="VerbatimChar"/>
-              </w:rPr>
-              <w:t xml:space="preserve">descripcion</w:t>
-            </w:r>
-          </w:p>
-        </w:tc>
-        <w:tc>
-          <w:tcPr/>
-          <w:p>
-            <w:pPr>
-              <w:pStyle w:val="Compact"/>
-            </w:pPr>
-            <w:r>
-              <w:t xml:space="preserve">TEXT</w:t>
-            </w:r>
-          </w:p>
-        </w:tc>
-        <w:tc>
-          <w:tcPr/>
-          <w:p>
-            <w:pPr>
-              <w:pStyle w:val="Compact"/>
-            </w:pPr>
-            <w:r>
-              <w:t xml:space="preserve">Descripción del criterio (ej. Presentación escrita).</w:t>
-            </w:r>
-          </w:p>
-        </w:tc>
-      </w:tr>
-      <w:tr>
-        <w:tc>
-          <w:tcPr/>
-          <w:p>
-            <w:pPr>
-              <w:pStyle w:val="Compact"/>
-            </w:pPr>
-            <w:r>
-              <w:rPr>
-                <w:rStyle w:val="VerbatimChar"/>
-              </w:rPr>
-              <w:t xml:space="preserve">porcentaje</w:t>
-            </w:r>
-          </w:p>
-        </w:tc>
-        <w:tc>
-          <w:tcPr/>
-          <w:p>
-            <w:pPr>
-              <w:pStyle w:val="Compact"/>
-            </w:pPr>
-            <w:r>
-              <w:t xml:space="preserve">NUMERIC(5,2)</w:t>
-            </w:r>
-          </w:p>
-        </w:tc>
-        <w:tc>
-          <w:tcPr/>
-          <w:p>
-            <w:pPr>
-              <w:pStyle w:val="Compact"/>
-            </w:pPr>
-            <w:r>
-              <w:t xml:space="preserve">Peso dentro de la actividad (ej. 50.00).</w:t>
-            </w:r>
-          </w:p>
-        </w:tc>
-      </w:tr>
-      <w:tr>
-        <w:tc>
-          <w:tcPr/>
-          <w:p>
-            <w:pPr>
-              <w:pStyle w:val="Compact"/>
-            </w:pPr>
-            <w:r>
-              <w:rPr>
-                <w:rStyle w:val="VerbatimChar"/>
-              </w:rPr>
-              <w:t xml:space="preserve">id_colegio</w:t>
-            </w:r>
-          </w:p>
-        </w:tc>
-        <w:tc>
-          <w:tcPr/>
-          <w:p>
-            <w:pPr>
-              <w:pStyle w:val="Compact"/>
-            </w:pPr>
-            <w:r>
-              <w:t xml:space="preserve">INT FK</w:t>
-            </w:r>
-          </w:p>
-        </w:tc>
-        <w:tc>
-          <w:tcPr/>
-          <w:p>
-            <w:pPr>
-              <w:pStyle w:val="Compact"/>
-            </w:pPr>
-            <w:r>
-              <w:t xml:space="preserve">Colegio propietario.</w:t>
+              <w:t xml:space="preserve">Componente</w:t>
+            </w:r>
+          </w:p>
+        </w:tc>
+        <w:tc>
+          <w:tcPr/>
+          <w:p>
+            <w:pPr>
+              <w:pStyle w:val="Compact"/>
+            </w:pPr>
+            <w:r>
+              <w:t xml:space="preserve">Archivo Fuente</w:t>
+            </w:r>
+          </w:p>
+        </w:tc>
+        <w:tc>
+          <w:tcPr/>
+          <w:p>
+            <w:pPr>
+              <w:pStyle w:val="Compact"/>
+            </w:pPr>
+            <w:r>
+              <w:t xml:space="preserve">Funcionalidad Principal</w:t>
+            </w:r>
+          </w:p>
+        </w:tc>
+      </w:tr>
+      <w:tr>
+        <w:tc>
+          <w:tcPr/>
+          <w:p>
+            <w:pPr>
+              <w:pStyle w:val="Compact"/>
+            </w:pPr>
+            <w:r>
+              <w:rPr>
+                <w:b/>
+                <w:bCs/>
+              </w:rPr>
+              <w:t xml:space="preserve">Planilla Docente de Calificaciones</w:t>
+            </w:r>
+          </w:p>
+        </w:tc>
+        <w:tc>
+          <w:tcPr/>
+          <w:p>
+            <w:pPr>
+              <w:pStyle w:val="Compact"/>
+            </w:pPr>
+            <w:hyperlink r:id="rId19">
+              <w:r>
+                <w:rPr>
+                  <w:rStyle w:val="Hyperlink"/>
+                </w:rPr>
+                <w:t xml:space="preserve">TeacherGrades.vue</w:t>
+              </w:r>
+            </w:hyperlink>
+          </w:p>
+        </w:tc>
+        <w:tc>
+          <w:tcPr/>
+          <w:p>
+            <w:pPr>
+              <w:pStyle w:val="Compact"/>
+            </w:pPr>
+            <w:r>
+              <w:t xml:space="preserve">Planilla de calificaciones con cálculo en tiempo real, creación de actividades/criterios y selector de evidencias DBA.</w:t>
+            </w:r>
+          </w:p>
+        </w:tc>
+      </w:tr>
+      <w:tr>
+        <w:tc>
+          <w:tcPr/>
+          <w:p>
+            <w:pPr>
+              <w:pStyle w:val="Compact"/>
+            </w:pPr>
+            <w:r>
+              <w:rPr>
+                <w:b/>
+                <w:bCs/>
+              </w:rPr>
+              <w:t xml:space="preserve">Detalle de Asignatura Estudiante</w:t>
+            </w:r>
+          </w:p>
+        </w:tc>
+        <w:tc>
+          <w:tcPr/>
+          <w:p>
+            <w:pPr>
+              <w:pStyle w:val="Compact"/>
+            </w:pPr>
+            <w:hyperlink r:id="rId20">
+              <w:r>
+                <w:rPr>
+                  <w:rStyle w:val="Hyperlink"/>
+                </w:rPr>
+                <w:t xml:space="preserve">SubjectDetailsView.vue</w:t>
+              </w:r>
+            </w:hyperlink>
+          </w:p>
+        </w:tc>
+        <w:tc>
+          <w:tcPr/>
+          <w:p>
+            <w:pPr>
+              <w:pStyle w:val="Compact"/>
+            </w:pPr>
+            <w:r>
+              <w:t xml:space="preserve">Desglose porcentual de notas, criterios y escala alcanzada.</w:t>
             </w:r>
           </w:p>
         </w:tc>
       </w:tr>
     </w:tbl>
-    <w:bookmarkEnd w:id="23"/>
-    <w:bookmarkStart w:id="24" w:name="tabla-notas_actividad"/>
+    <w:p>
+      <w:r>
+        <w:pict>
+          <v:rect style="width:0;height:1.5pt" o:hralign="center" o:hrstd="t" o:hr="t"/>
+        </w:pict>
+      </w:r>
+    </w:p>
+    <w:bookmarkEnd w:id="21"/>
+    <w:bookmarkEnd w:id="22"/>
+    <w:bookmarkStart w:id="27" w:name="modelo-de-datos"/>
+    <w:p>
+      <w:pPr>
+        <w:pStyle w:val="Heading2"/>
+      </w:pPr>
+      <w:r>
+        <w:t xml:space="preserve">6. Modelo de Datos</w:t>
+      </w:r>
+    </w:p>
+    <w:bookmarkStart w:id="23" w:name="tabla-actividad_materia"/>
     <w:p>
       <w:pPr>
         <w:pStyle w:val="Heading3"/>
@@ -2229,7 +2725,7 @@
         <w:rPr>
           <w:rStyle w:val="VerbatimChar"/>
         </w:rPr>
-        <w:t xml:space="preserve">notas_actividad</w:t>
+        <w:t xml:space="preserve">actividad_materia</w:t>
       </w:r>
     </w:p>
     <w:tbl>
@@ -2293,7 +2789,7 @@
               <w:rPr>
                 <w:rStyle w:val="VerbatimChar"/>
               </w:rPr>
-              <w:t xml:space="preserve">id_notaactividad</w:t>
+              <w:t xml:space="preserve">id_actividadmateria</w:t>
             </w:r>
           </w:p>
         </w:tc>
@@ -2315,23 +2811,23 @@
               <w:pStyle w:val="Compact"/>
             </w:pPr>
             <w:r>
-              <w:t xml:space="preserve">Identificador único de la calificación.</w:t>
-            </w:r>
-          </w:p>
-        </w:tc>
-      </w:tr>
-      <w:tr>
-        <w:tc>
-          <w:tcPr/>
-          <w:p>
-            <w:pPr>
-              <w:pStyle w:val="Compact"/>
-            </w:pPr>
-            <w:r>
-              <w:rPr>
-                <w:rStyle w:val="VerbatimChar"/>
-              </w:rPr>
-              <w:t xml:space="preserve">id_actividadmateria</w:t>
+              <w:t xml:space="preserve">Identificador único de la actividad.</w:t>
+            </w:r>
+          </w:p>
+        </w:tc>
+      </w:tr>
+      <w:tr>
+        <w:tc>
+          <w:tcPr/>
+          <w:p>
+            <w:pPr>
+              <w:pStyle w:val="Compact"/>
+            </w:pPr>
+            <w:r>
+              <w:rPr>
+                <w:rStyle w:val="VerbatimChar"/>
+              </w:rPr>
+              <w:t xml:space="preserve">id_detallegrado</w:t>
             </w:r>
           </w:p>
         </w:tc>
@@ -2353,23 +2849,23 @@
               <w:pStyle w:val="Compact"/>
             </w:pPr>
             <w:r>
-              <w:t xml:space="preserve">Actividad evaluada.</w:t>
-            </w:r>
-          </w:p>
-        </w:tc>
-      </w:tr>
-      <w:tr>
-        <w:tc>
-          <w:tcPr/>
-          <w:p>
-            <w:pPr>
-              <w:pStyle w:val="Compact"/>
-            </w:pPr>
-            <w:r>
-              <w:rPr>
-                <w:rStyle w:val="VerbatimChar"/>
-              </w:rPr>
-              <w:t xml:space="preserve">id_estudiante</w:t>
+              <w:t xml:space="preserve">Asignación docente-materia-grupo.</w:t>
+            </w:r>
+          </w:p>
+        </w:tc>
+      </w:tr>
+      <w:tr>
+        <w:tc>
+          <w:tcPr/>
+          <w:p>
+            <w:pPr>
+              <w:pStyle w:val="Compact"/>
+            </w:pPr>
+            <w:r>
+              <w:rPr>
+                <w:rStyle w:val="VerbatimChar"/>
+              </w:rPr>
+              <w:t xml:space="preserve">id_periodo</w:t>
             </w:r>
           </w:p>
         </w:tc>
@@ -2391,23 +2887,99 @@
               <w:pStyle w:val="Compact"/>
             </w:pPr>
             <w:r>
-              <w:t xml:space="preserve">Estudiante calificado.</w:t>
-            </w:r>
-          </w:p>
-        </w:tc>
-      </w:tr>
-      <w:tr>
-        <w:tc>
-          <w:tcPr/>
-          <w:p>
-            <w:pPr>
-              <w:pStyle w:val="Compact"/>
-            </w:pPr>
-            <w:r>
-              <w:rPr>
-                <w:rStyle w:val="VerbatimChar"/>
-              </w:rPr>
-              <w:t xml:space="preserve">id_escalavaloracion</w:t>
+              <w:t xml:space="preserve">Periodo académico correspondiente.</w:t>
+            </w:r>
+          </w:p>
+        </w:tc>
+      </w:tr>
+      <w:tr>
+        <w:tc>
+          <w:tcPr/>
+          <w:p>
+            <w:pPr>
+              <w:pStyle w:val="Compact"/>
+            </w:pPr>
+            <w:r>
+              <w:rPr>
+                <w:rStyle w:val="VerbatimChar"/>
+              </w:rPr>
+              <w:t xml:space="preserve">nombre</w:t>
+            </w:r>
+          </w:p>
+        </w:tc>
+        <w:tc>
+          <w:tcPr/>
+          <w:p>
+            <w:pPr>
+              <w:pStyle w:val="Compact"/>
+            </w:pPr>
+            <w:r>
+              <w:t xml:space="preserve">VARCHAR(255)</w:t>
+            </w:r>
+          </w:p>
+        </w:tc>
+        <w:tc>
+          <w:tcPr/>
+          <w:p>
+            <w:pPr>
+              <w:pStyle w:val="Compact"/>
+            </w:pPr>
+            <w:r>
+              <w:t xml:space="preserve">Título de la actividad.</w:t>
+            </w:r>
+          </w:p>
+        </w:tc>
+      </w:tr>
+      <w:tr>
+        <w:tc>
+          <w:tcPr/>
+          <w:p>
+            <w:pPr>
+              <w:pStyle w:val="Compact"/>
+            </w:pPr>
+            <w:r>
+              <w:rPr>
+                <w:rStyle w:val="VerbatimChar"/>
+              </w:rPr>
+              <w:t xml:space="preserve">porcentaje</w:t>
+            </w:r>
+          </w:p>
+        </w:tc>
+        <w:tc>
+          <w:tcPr/>
+          <w:p>
+            <w:pPr>
+              <w:pStyle w:val="Compact"/>
+            </w:pPr>
+            <w:r>
+              <w:t xml:space="preserve">NUMERIC(5,2)</w:t>
+            </w:r>
+          </w:p>
+        </w:tc>
+        <w:tc>
+          <w:tcPr/>
+          <w:p>
+            <w:pPr>
+              <w:pStyle w:val="Compact"/>
+            </w:pPr>
+            <w:r>
+              <w:t xml:space="preserve">Peso porcentual en el periodo (ej. 25.00).</w:t>
+            </w:r>
+          </w:p>
+        </w:tc>
+      </w:tr>
+      <w:tr>
+        <w:tc>
+          <w:tcPr/>
+          <w:p>
+            <w:pPr>
+              <w:pStyle w:val="Compact"/>
+            </w:pPr>
+            <w:r>
+              <w:rPr>
+                <w:rStyle w:val="VerbatimChar"/>
+              </w:rPr>
+              <w:t xml:space="preserve">id_colegio</w:t>
             </w:r>
           </w:p>
         </w:tc>
@@ -2429,61 +3001,23 @@
               <w:pStyle w:val="Compact"/>
             </w:pPr>
             <w:r>
-              <w:t xml:space="preserve">Escala descriptiva asociada.</w:t>
-            </w:r>
-          </w:p>
-        </w:tc>
-      </w:tr>
-      <w:tr>
-        <w:tc>
-          <w:tcPr/>
-          <w:p>
-            <w:pPr>
-              <w:pStyle w:val="Compact"/>
-            </w:pPr>
-            <w:r>
-              <w:rPr>
-                <w:rStyle w:val="VerbatimChar"/>
-              </w:rPr>
-              <w:t xml:space="preserve">nota</w:t>
-            </w:r>
-          </w:p>
-        </w:tc>
-        <w:tc>
-          <w:tcPr/>
-          <w:p>
-            <w:pPr>
-              <w:pStyle w:val="Compact"/>
-            </w:pPr>
-            <w:r>
-              <w:t xml:space="preserve">NUMERIC(5,2)</w:t>
-            </w:r>
-          </w:p>
-        </w:tc>
-        <w:tc>
-          <w:tcPr/>
-          <w:p>
-            <w:pPr>
-              <w:pStyle w:val="Compact"/>
-            </w:pPr>
-            <w:r>
-              <w:t xml:space="preserve">Calificación numérica (ej. 4.20).</w:t>
-            </w:r>
-          </w:p>
-        </w:tc>
-      </w:tr>
-      <w:tr>
-        <w:tc>
-          <w:tcPr/>
-          <w:p>
-            <w:pPr>
-              <w:pStyle w:val="Compact"/>
-            </w:pPr>
-            <w:r>
-              <w:rPr>
-                <w:rStyle w:val="VerbatimChar"/>
-              </w:rPr>
-              <w:t xml:space="preserve">id_colegio</w:t>
+              <w:t xml:space="preserve">Colegio propietario.</w:t>
+            </w:r>
+          </w:p>
+        </w:tc>
+      </w:tr>
+      <w:tr>
+        <w:tc>
+          <w:tcPr/>
+          <w:p>
+            <w:pPr>
+              <w:pStyle w:val="Compact"/>
+            </w:pPr>
+            <w:r>
+              <w:rPr>
+                <w:rStyle w:val="VerbatimChar"/>
+              </w:rPr>
+              <w:t xml:space="preserve">id_competencia</w:t>
             </w:r>
           </w:p>
         </w:tc>
@@ -2505,14 +3039,175 @@
               <w:pStyle w:val="Compact"/>
             </w:pPr>
             <w:r>
-              <w:t xml:space="preserve">Colegio propietario.</w:t>
+              <w:t xml:space="preserve">Competencia pedagógica anclada.</w:t>
+            </w:r>
+          </w:p>
+        </w:tc>
+      </w:tr>
+      <w:tr>
+        <w:tc>
+          <w:tcPr/>
+          <w:p>
+            <w:pPr>
+              <w:pStyle w:val="Compact"/>
+            </w:pPr>
+            <w:r>
+              <w:rPr>
+                <w:rStyle w:val="VerbatimChar"/>
+              </w:rPr>
+              <w:t xml:space="preserve">id_evidencia</w:t>
+            </w:r>
+          </w:p>
+        </w:tc>
+        <w:tc>
+          <w:tcPr/>
+          <w:p>
+            <w:pPr>
+              <w:pStyle w:val="Compact"/>
+            </w:pPr>
+            <w:r>
+              <w:t xml:space="preserve">INT FK (NULLable)</w:t>
+            </w:r>
+          </w:p>
+        </w:tc>
+        <w:tc>
+          <w:tcPr/>
+          <w:p>
+            <w:pPr>
+              <w:pStyle w:val="Compact"/>
+            </w:pPr>
+            <w:r>
+              <w:t xml:space="preserve">Evidencia de aprendizaje asociada.</w:t>
+            </w:r>
+          </w:p>
+        </w:tc>
+      </w:tr>
+      <w:tr>
+        <w:tc>
+          <w:tcPr/>
+          <w:p>
+            <w:pPr>
+              <w:pStyle w:val="Compact"/>
+            </w:pPr>
+            <w:r>
+              <w:rPr>
+                <w:rStyle w:val="VerbatimChar"/>
+              </w:rPr>
+              <w:t xml:space="preserve">motivo_extra</w:t>
+            </w:r>
+          </w:p>
+        </w:tc>
+        <w:tc>
+          <w:tcPr/>
+          <w:p>
+            <w:pPr>
+              <w:pStyle w:val="Compact"/>
+            </w:pPr>
+            <w:r>
+              <w:t xml:space="preserve">VARCHAR(50) (NULLable)</w:t>
+            </w:r>
+          </w:p>
+        </w:tc>
+        <w:tc>
+          <w:tcPr/>
+          <w:p>
+            <w:pPr>
+              <w:pStyle w:val="Compact"/>
+            </w:pPr>
+            <w:r>
+              <w:t xml:space="preserve">Causa pedagógica si la evidencia no estaba planificada.</w:t>
+            </w:r>
+          </w:p>
+        </w:tc>
+      </w:tr>
+      <w:tr>
+        <w:tc>
+          <w:tcPr/>
+          <w:p>
+            <w:pPr>
+              <w:pStyle w:val="Compact"/>
+            </w:pPr>
+            <w:r>
+              <w:rPr>
+                <w:rStyle w:val="VerbatimChar"/>
+              </w:rPr>
+              <w:t xml:space="preserve">justificacion_extra</w:t>
+            </w:r>
+          </w:p>
+        </w:tc>
+        <w:tc>
+          <w:tcPr/>
+          <w:p>
+            <w:pPr>
+              <w:pStyle w:val="Compact"/>
+            </w:pPr>
+            <w:r>
+              <w:t xml:space="preserve">TEXT (NULLable)</w:t>
+            </w:r>
+          </w:p>
+        </w:tc>
+        <w:tc>
+          <w:tcPr/>
+          <w:p>
+            <w:pPr>
+              <w:pStyle w:val="Compact"/>
+            </w:pPr>
+            <w:r>
+              <w:t xml:space="preserve">Justificación si el motivo es</w:t>
+            </w:r>
+            <w:r>
+              <w:t xml:space="preserve"> </w:t>
+            </w:r>
+            <w:r>
+              <w:t xml:space="preserve">‘OTRO’</w:t>
+            </w:r>
+            <w:r>
+              <w:t xml:space="preserve">.</w:t>
+            </w:r>
+          </w:p>
+        </w:tc>
+      </w:tr>
+      <w:tr>
+        <w:tc>
+          <w:tcPr/>
+          <w:p>
+            <w:pPr>
+              <w:pStyle w:val="Compact"/>
+            </w:pPr>
+            <w:r>
+              <w:rPr>
+                <w:rStyle w:val="VerbatimChar"/>
+              </w:rPr>
+              <w:t xml:space="preserve">id_docente_creador</w:t>
+            </w:r>
+          </w:p>
+        </w:tc>
+        <w:tc>
+          <w:tcPr/>
+          <w:p>
+            <w:pPr>
+              <w:pStyle w:val="Compact"/>
+            </w:pPr>
+            <w:r>
+              <w:t xml:space="preserve">INT FK</w:t>
+            </w:r>
+          </w:p>
+        </w:tc>
+        <w:tc>
+          <w:tcPr/>
+          <w:p>
+            <w:pPr>
+              <w:pStyle w:val="Compact"/>
+            </w:pPr>
+            <w:r>
+              <w:t xml:space="preserve">Docente autor de la actividad.</w:t>
             </w:r>
           </w:p>
         </w:tc>
       </w:tr>
     </w:tbl>
-    <w:bookmarkEnd w:id="24"/>
-    <w:bookmarkStart w:id="25" w:name="tabla-nota_criterio"/>
+    <w:bookmarkEnd w:id="23"/>
+    <w:bookmarkStart w:id="24" w:name="tabla-criterio_evaluacion"/>
     <w:p>
       <w:pPr>
         <w:pStyle w:val="Heading3"/>
@@ -2527,7 +3222,7 @@
         <w:rPr>
           <w:rStyle w:val="VerbatimChar"/>
         </w:rPr>
-        <w:t xml:space="preserve">nota_criterio</w:t>
+        <w:t xml:space="preserve">criterio_evaluacion</w:t>
       </w:r>
     </w:p>
     <w:tbl>
@@ -2591,6 +3286,606 @@
               <w:rPr>
                 <w:rStyle w:val="VerbatimChar"/>
               </w:rPr>
+              <w:t xml:space="preserve">id_criterio</w:t>
+            </w:r>
+          </w:p>
+        </w:tc>
+        <w:tc>
+          <w:tcPr/>
+          <w:p>
+            <w:pPr>
+              <w:pStyle w:val="Compact"/>
+            </w:pPr>
+            <w:r>
+              <w:t xml:space="preserve">SERIAL PK</w:t>
+            </w:r>
+          </w:p>
+        </w:tc>
+        <w:tc>
+          <w:tcPr/>
+          <w:p>
+            <w:pPr>
+              <w:pStyle w:val="Compact"/>
+            </w:pPr>
+            <w:r>
+              <w:t xml:space="preserve">Identificador del criterio.</w:t>
+            </w:r>
+          </w:p>
+        </w:tc>
+      </w:tr>
+      <w:tr>
+        <w:tc>
+          <w:tcPr/>
+          <w:p>
+            <w:pPr>
+              <w:pStyle w:val="Compact"/>
+            </w:pPr>
+            <w:r>
+              <w:rPr>
+                <w:rStyle w:val="VerbatimChar"/>
+              </w:rPr>
+              <w:t xml:space="preserve">id_actividadmateria</w:t>
+            </w:r>
+          </w:p>
+        </w:tc>
+        <w:tc>
+          <w:tcPr/>
+          <w:p>
+            <w:pPr>
+              <w:pStyle w:val="Compact"/>
+            </w:pPr>
+            <w:r>
+              <w:t xml:space="preserve">INT FK</w:t>
+            </w:r>
+          </w:p>
+        </w:tc>
+        <w:tc>
+          <w:tcPr/>
+          <w:p>
+            <w:pPr>
+              <w:pStyle w:val="Compact"/>
+            </w:pPr>
+            <w:r>
+              <w:t xml:space="preserve">Actividad padre (ON DELETE CASCADE).</w:t>
+            </w:r>
+          </w:p>
+        </w:tc>
+      </w:tr>
+      <w:tr>
+        <w:tc>
+          <w:tcPr/>
+          <w:p>
+            <w:pPr>
+              <w:pStyle w:val="Compact"/>
+            </w:pPr>
+            <w:r>
+              <w:rPr>
+                <w:rStyle w:val="VerbatimChar"/>
+              </w:rPr>
+              <w:t xml:space="preserve">descripcion</w:t>
+            </w:r>
+          </w:p>
+        </w:tc>
+        <w:tc>
+          <w:tcPr/>
+          <w:p>
+            <w:pPr>
+              <w:pStyle w:val="Compact"/>
+            </w:pPr>
+            <w:r>
+              <w:t xml:space="preserve">TEXT</w:t>
+            </w:r>
+          </w:p>
+        </w:tc>
+        <w:tc>
+          <w:tcPr/>
+          <w:p>
+            <w:pPr>
+              <w:pStyle w:val="Compact"/>
+            </w:pPr>
+            <w:r>
+              <w:t xml:space="preserve">Enunciado del criterio.</w:t>
+            </w:r>
+          </w:p>
+        </w:tc>
+      </w:tr>
+      <w:tr>
+        <w:tc>
+          <w:tcPr/>
+          <w:p>
+            <w:pPr>
+              <w:pStyle w:val="Compact"/>
+            </w:pPr>
+            <w:r>
+              <w:rPr>
+                <w:rStyle w:val="VerbatimChar"/>
+              </w:rPr>
+              <w:t xml:space="preserve">porcentaje</w:t>
+            </w:r>
+          </w:p>
+        </w:tc>
+        <w:tc>
+          <w:tcPr/>
+          <w:p>
+            <w:pPr>
+              <w:pStyle w:val="Compact"/>
+            </w:pPr>
+            <w:r>
+              <w:t xml:space="preserve">NUMERIC(5,2)</w:t>
+            </w:r>
+          </w:p>
+        </w:tc>
+        <w:tc>
+          <w:tcPr/>
+          <w:p>
+            <w:pPr>
+              <w:pStyle w:val="Compact"/>
+            </w:pPr>
+            <w:r>
+              <w:t xml:space="preserve">Peso porcentual dentro de la actividad (ej. 50.00).</w:t>
+            </w:r>
+          </w:p>
+        </w:tc>
+      </w:tr>
+      <w:tr>
+        <w:tc>
+          <w:tcPr/>
+          <w:p>
+            <w:pPr>
+              <w:pStyle w:val="Compact"/>
+            </w:pPr>
+            <w:r>
+              <w:rPr>
+                <w:rStyle w:val="VerbatimChar"/>
+              </w:rPr>
+              <w:t xml:space="preserve">id_colegio</w:t>
+            </w:r>
+          </w:p>
+        </w:tc>
+        <w:tc>
+          <w:tcPr/>
+          <w:p>
+            <w:pPr>
+              <w:pStyle w:val="Compact"/>
+            </w:pPr>
+            <w:r>
+              <w:t xml:space="preserve">INT FK</w:t>
+            </w:r>
+          </w:p>
+        </w:tc>
+        <w:tc>
+          <w:tcPr/>
+          <w:p>
+            <w:pPr>
+              <w:pStyle w:val="Compact"/>
+            </w:pPr>
+            <w:r>
+              <w:t xml:space="preserve">Colegio propietario.</w:t>
+            </w:r>
+          </w:p>
+        </w:tc>
+      </w:tr>
+    </w:tbl>
+    <w:bookmarkEnd w:id="24"/>
+    <w:bookmarkStart w:id="25" w:name="tabla-notas_actividad"/>
+    <w:p>
+      <w:pPr>
+        <w:pStyle w:val="Heading3"/>
+      </w:pPr>
+      <w:r>
+        <w:t xml:space="preserve">Tabla:</w:t>
+      </w:r>
+      <w:r>
+        <w:t xml:space="preserve"> </w:t>
+      </w:r>
+      <w:r>
+        <w:rPr>
+          <w:rStyle w:val="VerbatimChar"/>
+        </w:rPr>
+        <w:t xml:space="preserve">notas_actividad</w:t>
+      </w:r>
+    </w:p>
+    <w:tbl>
+      <w:tblPr>
+        <w:tblStyle w:val="Table"/>
+        <w:tblW w:type="pct" w:w="5000"/>
+        <w:tblLayout w:type="fixed"/>
+        <w:tblLook w:firstRow="1" w:lastRow="0" w:firstColumn="0" w:lastColumn="0" w:noHBand="0" w:noVBand="0" w:val="0020"/>
+      </w:tblPr>
+      <w:tblGrid>
+        <w:gridCol w:w="2640"/>
+        <w:gridCol w:w="2640"/>
+        <w:gridCol w:w="2640"/>
+      </w:tblGrid>
+      <w:tr>
+        <w:trPr>
+          <w:tblHeader w:val="on"/>
+        </w:trPr>
+        <w:tc>
+          <w:tcPr/>
+          <w:p>
+            <w:pPr>
+              <w:pStyle w:val="Compact"/>
+            </w:pPr>
+            <w:r>
+              <w:t xml:space="preserve">Columna</w:t>
+            </w:r>
+          </w:p>
+        </w:tc>
+        <w:tc>
+          <w:tcPr/>
+          <w:p>
+            <w:pPr>
+              <w:pStyle w:val="Compact"/>
+            </w:pPr>
+            <w:r>
+              <w:t xml:space="preserve">Tipo</w:t>
+            </w:r>
+          </w:p>
+        </w:tc>
+        <w:tc>
+          <w:tcPr/>
+          <w:p>
+            <w:pPr>
+              <w:pStyle w:val="Compact"/>
+            </w:pPr>
+            <w:r>
+              <w:t xml:space="preserve">Descripción</w:t>
+            </w:r>
+          </w:p>
+        </w:tc>
+      </w:tr>
+      <w:tr>
+        <w:tc>
+          <w:tcPr/>
+          <w:p>
+            <w:pPr>
+              <w:pStyle w:val="Compact"/>
+            </w:pPr>
+            <w:r>
+              <w:rPr>
+                <w:rStyle w:val="VerbatimChar"/>
+              </w:rPr>
+              <w:t xml:space="preserve">id_notaactividad</w:t>
+            </w:r>
+          </w:p>
+        </w:tc>
+        <w:tc>
+          <w:tcPr/>
+          <w:p>
+            <w:pPr>
+              <w:pStyle w:val="Compact"/>
+            </w:pPr>
+            <w:r>
+              <w:t xml:space="preserve">SERIAL PK</w:t>
+            </w:r>
+          </w:p>
+        </w:tc>
+        <w:tc>
+          <w:tcPr/>
+          <w:p>
+            <w:pPr>
+              <w:pStyle w:val="Compact"/>
+            </w:pPr>
+            <w:r>
+              <w:t xml:space="preserve">Identificador de la calificación de actividad.</w:t>
+            </w:r>
+          </w:p>
+        </w:tc>
+      </w:tr>
+      <w:tr>
+        <w:tc>
+          <w:tcPr/>
+          <w:p>
+            <w:pPr>
+              <w:pStyle w:val="Compact"/>
+            </w:pPr>
+            <w:r>
+              <w:rPr>
+                <w:rStyle w:val="VerbatimChar"/>
+              </w:rPr>
+              <w:t xml:space="preserve">id_actividadmateria</w:t>
+            </w:r>
+          </w:p>
+        </w:tc>
+        <w:tc>
+          <w:tcPr/>
+          <w:p>
+            <w:pPr>
+              <w:pStyle w:val="Compact"/>
+            </w:pPr>
+            <w:r>
+              <w:t xml:space="preserve">INT FK</w:t>
+            </w:r>
+          </w:p>
+        </w:tc>
+        <w:tc>
+          <w:tcPr/>
+          <w:p>
+            <w:pPr>
+              <w:pStyle w:val="Compact"/>
+            </w:pPr>
+            <w:r>
+              <w:t xml:space="preserve">Actividad evaluada.</w:t>
+            </w:r>
+          </w:p>
+        </w:tc>
+      </w:tr>
+      <w:tr>
+        <w:tc>
+          <w:tcPr/>
+          <w:p>
+            <w:pPr>
+              <w:pStyle w:val="Compact"/>
+            </w:pPr>
+            <w:r>
+              <w:rPr>
+                <w:rStyle w:val="VerbatimChar"/>
+              </w:rPr>
+              <w:t xml:space="preserve">id_estudiante</w:t>
+            </w:r>
+          </w:p>
+        </w:tc>
+        <w:tc>
+          <w:tcPr/>
+          <w:p>
+            <w:pPr>
+              <w:pStyle w:val="Compact"/>
+            </w:pPr>
+            <w:r>
+              <w:t xml:space="preserve">INT FK</w:t>
+            </w:r>
+          </w:p>
+        </w:tc>
+        <w:tc>
+          <w:tcPr/>
+          <w:p>
+            <w:pPr>
+              <w:pStyle w:val="Compact"/>
+            </w:pPr>
+            <w:r>
+              <w:t xml:space="preserve">Estudiante evaluado.</w:t>
+            </w:r>
+          </w:p>
+        </w:tc>
+      </w:tr>
+      <w:tr>
+        <w:tc>
+          <w:tcPr/>
+          <w:p>
+            <w:pPr>
+              <w:pStyle w:val="Compact"/>
+            </w:pPr>
+            <w:r>
+              <w:rPr>
+                <w:rStyle w:val="VerbatimChar"/>
+              </w:rPr>
+              <w:t xml:space="preserve">nota</w:t>
+            </w:r>
+          </w:p>
+        </w:tc>
+        <w:tc>
+          <w:tcPr/>
+          <w:p>
+            <w:pPr>
+              <w:pStyle w:val="Compact"/>
+            </w:pPr>
+            <w:r>
+              <w:t xml:space="preserve">NUMERIC(5,2)</w:t>
+            </w:r>
+          </w:p>
+        </w:tc>
+        <w:tc>
+          <w:tcPr/>
+          <w:p>
+            <w:pPr>
+              <w:pStyle w:val="Compact"/>
+            </w:pPr>
+            <w:r>
+              <w:t xml:space="preserve">Calificación numérica (ej. 4.3).</w:t>
+            </w:r>
+          </w:p>
+        </w:tc>
+      </w:tr>
+      <w:tr>
+        <w:tc>
+          <w:tcPr/>
+          <w:p>
+            <w:pPr>
+              <w:pStyle w:val="Compact"/>
+            </w:pPr>
+            <w:r>
+              <w:rPr>
+                <w:rStyle w:val="VerbatimChar"/>
+              </w:rPr>
+              <w:t xml:space="preserve">id_escalavaloracion</w:t>
+            </w:r>
+          </w:p>
+        </w:tc>
+        <w:tc>
+          <w:tcPr/>
+          <w:p>
+            <w:pPr>
+              <w:pStyle w:val="Compact"/>
+            </w:pPr>
+            <w:r>
+              <w:t xml:space="preserve">INT FK</w:t>
+            </w:r>
+          </w:p>
+        </w:tc>
+        <w:tc>
+          <w:tcPr/>
+          <w:p>
+            <w:pPr>
+              <w:pStyle w:val="Compact"/>
+            </w:pPr>
+            <w:r>
+              <w:t xml:space="preserve">Escala MEN institucional asociada.</w:t>
+            </w:r>
+          </w:p>
+        </w:tc>
+      </w:tr>
+      <w:tr>
+        <w:tc>
+          <w:tcPr/>
+          <w:p>
+            <w:pPr>
+              <w:pStyle w:val="Compact"/>
+            </w:pPr>
+            <w:r>
+              <w:rPr>
+                <w:rStyle w:val="VerbatimChar"/>
+              </w:rPr>
+              <w:t xml:space="preserve">id_colegio</w:t>
+            </w:r>
+          </w:p>
+        </w:tc>
+        <w:tc>
+          <w:tcPr/>
+          <w:p>
+            <w:pPr>
+              <w:pStyle w:val="Compact"/>
+            </w:pPr>
+            <w:r>
+              <w:t xml:space="preserve">INT FK</w:t>
+            </w:r>
+          </w:p>
+        </w:tc>
+        <w:tc>
+          <w:tcPr/>
+          <w:p>
+            <w:pPr>
+              <w:pStyle w:val="Compact"/>
+            </w:pPr>
+            <w:r>
+              <w:t xml:space="preserve">Colegio propietario.</w:t>
+            </w:r>
+          </w:p>
+        </w:tc>
+      </w:tr>
+      <w:tr>
+        <w:tc>
+          <w:tcPr/>
+          <w:p>
+            <w:pPr>
+              <w:pStyle w:val="Compact"/>
+            </w:pPr>
+            <w:r>
+              <w:rPr>
+                <w:i/>
+                <w:iCs/>
+              </w:rPr>
+              <w:t xml:space="preserve">Restricción</w:t>
+            </w:r>
+          </w:p>
+        </w:tc>
+        <w:tc>
+          <w:tcPr/>
+          <w:p>
+            <w:pPr>
+              <w:pStyle w:val="Compact"/>
+            </w:pPr>
+            <w:r>
+              <w:t xml:space="preserve">UNIQUE</w:t>
+            </w:r>
+          </w:p>
+        </w:tc>
+        <w:tc>
+          <w:tcPr/>
+          <w:p>
+            <w:pPr>
+              <w:pStyle w:val="Compact"/>
+            </w:pPr>
+            <w:r>
+              <w:rPr>
+                <w:rStyle w:val="VerbatimChar"/>
+              </w:rPr>
+              <w:t xml:space="preserve">UNIQUE (id_actividadmateria, id_estudiante)</w:t>
+            </w:r>
+          </w:p>
+        </w:tc>
+      </w:tr>
+    </w:tbl>
+    <w:bookmarkEnd w:id="25"/>
+    <w:bookmarkStart w:id="26" w:name="tabla-nota_criterio"/>
+    <w:p>
+      <w:pPr>
+        <w:pStyle w:val="Heading3"/>
+      </w:pPr>
+      <w:r>
+        <w:t xml:space="preserve">Tabla:</w:t>
+      </w:r>
+      <w:r>
+        <w:t xml:space="preserve"> </w:t>
+      </w:r>
+      <w:r>
+        <w:rPr>
+          <w:rStyle w:val="VerbatimChar"/>
+        </w:rPr>
+        <w:t xml:space="preserve">nota_criterio</w:t>
+      </w:r>
+    </w:p>
+    <w:tbl>
+      <w:tblPr>
+        <w:tblStyle w:val="Table"/>
+        <w:tblW w:type="pct" w:w="5000"/>
+        <w:tblLayout w:type="fixed"/>
+        <w:tblLook w:firstRow="1" w:lastRow="0" w:firstColumn="0" w:lastColumn="0" w:noHBand="0" w:noVBand="0" w:val="0020"/>
+      </w:tblPr>
+      <w:tblGrid>
+        <w:gridCol w:w="2640"/>
+        <w:gridCol w:w="2640"/>
+        <w:gridCol w:w="2640"/>
+      </w:tblGrid>
+      <w:tr>
+        <w:trPr>
+          <w:tblHeader w:val="on"/>
+        </w:trPr>
+        <w:tc>
+          <w:tcPr/>
+          <w:p>
+            <w:pPr>
+              <w:pStyle w:val="Compact"/>
+            </w:pPr>
+            <w:r>
+              <w:t xml:space="preserve">Columna</w:t>
+            </w:r>
+          </w:p>
+        </w:tc>
+        <w:tc>
+          <w:tcPr/>
+          <w:p>
+            <w:pPr>
+              <w:pStyle w:val="Compact"/>
+            </w:pPr>
+            <w:r>
+              <w:t xml:space="preserve">Tipo</w:t>
+            </w:r>
+          </w:p>
+        </w:tc>
+        <w:tc>
+          <w:tcPr/>
+          <w:p>
+            <w:pPr>
+              <w:pStyle w:val="Compact"/>
+            </w:pPr>
+            <w:r>
+              <w:t xml:space="preserve">Descripción</w:t>
+            </w:r>
+          </w:p>
+        </w:tc>
+      </w:tr>
+      <w:tr>
+        <w:tc>
+          <w:tcPr/>
+          <w:p>
+            <w:pPr>
+              <w:pStyle w:val="Compact"/>
+            </w:pPr>
+            <w:r>
+              <w:rPr>
+                <w:rStyle w:val="VerbatimChar"/>
+              </w:rPr>
               <w:t xml:space="preserve">id_nota_criterio</w:t>
             </w:r>
           </w:p>
@@ -2613,7 +3908,7 @@
               <w:pStyle w:val="Compact"/>
             </w:pPr>
             <w:r>
-              <w:t xml:space="preserve">Identificador único de la calificación de criterio.</w:t>
+              <w:t xml:space="preserve">Identificador de la calificación de criterio.</w:t>
             </w:r>
           </w:p>
         </w:tc>
@@ -2651,7 +3946,7 @@
               <w:pStyle w:val="Compact"/>
             </w:pPr>
             <w:r>
-              <w:t xml:space="preserve">Criterio de evaluación calificado.</w:t>
+              <w:t xml:space="preserve">Criterio evaluado.</w:t>
             </w:r>
           </w:p>
         </w:tc>
@@ -2689,7 +3984,7 @@
               <w:pStyle w:val="Compact"/>
             </w:pPr>
             <w:r>
-              <w:t xml:space="preserve">Estudiante calificado.</w:t>
+              <w:t xml:space="preserve">Estudiante evaluado.</w:t>
             </w:r>
           </w:p>
         </w:tc>
@@ -2727,7 +4022,7 @@
               <w:pStyle w:val="Compact"/>
             </w:pPr>
             <w:r>
-              <w:t xml:space="preserve">Calificación numérica (ej. 3.50).</w:t>
+              <w:t xml:space="preserve">Calificación numérica (ej. 4.0).</w:t>
             </w:r>
           </w:p>
         </w:tc>
@@ -2766,6 +4061,48 @@
             </w:pPr>
             <w:r>
               <w:t xml:space="preserve">Colegio propietario.</w:t>
+            </w:r>
+          </w:p>
+        </w:tc>
+      </w:tr>
+      <w:tr>
+        <w:tc>
+          <w:tcPr/>
+          <w:p>
+            <w:pPr>
+              <w:pStyle w:val="Compact"/>
+            </w:pPr>
+            <w:r>
+              <w:rPr>
+                <w:i/>
+                <w:iCs/>
+              </w:rPr>
+              <w:t xml:space="preserve">Restricción</w:t>
+            </w:r>
+          </w:p>
+        </w:tc>
+        <w:tc>
+          <w:tcPr/>
+          <w:p>
+            <w:pPr>
+              <w:pStyle w:val="Compact"/>
+            </w:pPr>
+            <w:r>
+              <w:t xml:space="preserve">UNIQUE</w:t>
+            </w:r>
+          </w:p>
+        </w:tc>
+        <w:tc>
+          <w:tcPr/>
+          <w:p>
+            <w:pPr>
+              <w:pStyle w:val="Compact"/>
+            </w:pPr>
+            <w:r>
+              <w:rPr>
+                <w:rStyle w:val="VerbatimChar"/>
+              </w:rPr>
+              <w:t xml:space="preserve">UNIQUE (id_criterio, id_estudiante)</w:t>
             </w:r>
           </w:p>
         </w:tc>
@@ -2778,9 +4115,9 @@
         </w:pict>
       </w:r>
     </w:p>
-    <w:bookmarkEnd w:id="25"/>
     <w:bookmarkEnd w:id="26"/>
-    <w:bookmarkStart w:id="27" w:name="conexiones-con-otros-módulos"/>
+    <w:bookmarkEnd w:id="27"/>
+    <w:bookmarkStart w:id="28" w:name="conexiones-con-otros-módulos"/>
     <w:p>
       <w:pPr>
         <w:pStyle w:val="Heading2"/>
@@ -2794,7 +4131,7 @@
         <w:pStyle w:val="Compact"/>
         <w:numPr>
           <w:ilvl w:val="0"/>
-          <w:numId w:val="1005"/>
+          <w:numId w:val="1002"/>
         </w:numPr>
       </w:pPr>
       <w:r>
@@ -2802,10 +4139,49 @@
           <w:b/>
           <w:bCs/>
         </w:rPr>
-        <w:t xml:space="preserve">→ Configuración Académica</w:t>
-      </w:r>
-      <w:r>
-        <w:t xml:space="preserve">: Consulta los límites numéricos (nota máxima y nota aprobatoria) configurados en el colegio, además de verificar si el periodo está abierto.</w:t>
+        <w:t xml:space="preserve">→ Configuración Académica:</w:t>
+      </w:r>
+      <w:r>
+        <w:t xml:space="preserve"> </w:t>
+      </w:r>
+      <w:r>
+        <w:t xml:space="preserve">Consume la escala de valoración institucional (</w:t>
+      </w:r>
+      <w:r>
+        <w:rPr>
+          <w:rStyle w:val="VerbatimChar"/>
+        </w:rPr>
+        <w:t xml:space="preserve">escala_valoracion</w:t>
+      </w:r>
+      <w:r>
+        <w:t xml:space="preserve">) y los límites</w:t>
+      </w:r>
+      <w:r>
+        <w:t xml:space="preserve"> </w:t>
+      </w:r>
+      <w:r>
+        <w:rPr>
+          <w:rStyle w:val="VerbatimChar"/>
+        </w:rPr>
+        <w:t xml:space="preserve">nota_minima</w:t>
+      </w:r>
+      <w:r>
+        <w:t xml:space="preserve"> </w:t>
+      </w:r>
+      <w:r>
+        <w:t xml:space="preserve">y</w:t>
+      </w:r>
+      <w:r>
+        <w:t xml:space="preserve"> </w:t>
+      </w:r>
+      <w:r>
+        <w:rPr>
+          <w:rStyle w:val="VerbatimChar"/>
+        </w:rPr>
+        <w:t xml:space="preserve">nota_maxima</w:t>
+      </w:r>
+      <w:r>
+        <w:t xml:space="preserve">.</w:t>
       </w:r>
     </w:p>
     <w:p>
@@ -2813,7 +4189,7 @@
         <w:pStyle w:val="Compact"/>
         <w:numPr>
           <w:ilvl w:val="0"/>
-          <w:numId w:val="1005"/>
+          <w:numId w:val="1002"/>
         </w:numPr>
       </w:pPr>
       <w:r>
@@ -2821,10 +4197,28 @@
           <w:b/>
           <w:bCs/>
         </w:rPr>
-        <w:t xml:space="preserve">→ Competencias</w:t>
-      </w:r>
-      <w:r>
-        <w:t xml:space="preserve">: Asocia cada actividad evaluativa a una de las competencias curriculares planeadas.</w:t>
+        <w:t xml:space="preserve">→ Competencias y DBA:</w:t>
+      </w:r>
+      <w:r>
+        <w:t xml:space="preserve"> </w:t>
+      </w:r>
+      <w:r>
+        <w:t xml:space="preserve">Cada actividad se ancla a una</w:t>
+      </w:r>
+      <w:r>
+        <w:t xml:space="preserve"> </w:t>
+      </w:r>
+      <w:r>
+        <w:rPr>
+          <w:rStyle w:val="VerbatimChar"/>
+        </w:rPr>
+        <w:t xml:space="preserve">id_competencia</w:t>
+      </w:r>
+      <w:r>
+        <w:t xml:space="preserve"> </w:t>
+      </w:r>
+      <w:r>
+        <w:t xml:space="preserve">y a evidencias oficiales o formativas.</w:t>
       </w:r>
     </w:p>
     <w:p>
@@ -2832,7 +4226,7 @@
         <w:pStyle w:val="Compact"/>
         <w:numPr>
           <w:ilvl w:val="0"/>
-          <w:numId w:val="1005"/>
+          <w:numId w:val="1002"/>
         </w:numPr>
       </w:pPr>
       <w:r>
@@ -2840,36 +4234,13 @@
           <w:b/>
           <w:bCs/>
         </w:rPr>
-        <w:t xml:space="preserve">→ Cierre de Periodo</w:t>
-      </w:r>
-      <w:r>
-        <w:t xml:space="preserve">: Consume las calificaciones de las actividades para ponderar el promedio final del estudiante.</w:t>
-      </w:r>
-    </w:p>
-    <w:p>
-      <w:r>
-        <w:pict>
-          <v:rect style="width:0;height:1.5pt" o:hralign="center" o:hrstd="t" o:hr="t"/>
-        </w:pict>
-      </w:r>
-    </w:p>
-    <w:bookmarkEnd w:id="27"/>
-    <w:bookmarkStart w:id="30" w:name="validaciones-implementadas"/>
-    <w:p>
-      <w:pPr>
-        <w:pStyle w:val="Heading2"/>
-      </w:pPr>
-      <w:r>
-        <w:t xml:space="preserve">8. Validaciones Implementadas</w:t>
-      </w:r>
-    </w:p>
-    <w:bookmarkStart w:id="28" w:name="backend-1"/>
-    <w:p>
-      <w:pPr>
-        <w:pStyle w:val="Heading3"/>
-      </w:pPr>
-      <w:r>
-        <w:t xml:space="preserve">Backend</w:t>
+        <w:t xml:space="preserve">→ Matrículas:</w:t>
+      </w:r>
+      <w:r>
+        <w:t xml:space="preserve"> </w:t>
+      </w:r>
+      <w:r>
+        <w:t xml:space="preserve">Valida el estado de matrícula activa antes de persistir calificaciones.</w:t>
       </w:r>
     </w:p>
     <w:p>
@@ -2877,23 +4248,36 @@
         <w:pStyle w:val="Compact"/>
         <w:numPr>
           <w:ilvl w:val="0"/>
-          <w:numId w:val="1006"/>
+          <w:numId w:val="1002"/>
         </w:numPr>
       </w:pPr>
       <w:r>
-        <w:t xml:space="preserve">Validación de que la nota numérica registrada se encuentre dentro del rango válido (</w:t>
+        <w:rPr>
+          <w:b/>
+          <w:bCs/>
+        </w:rPr>
+        <w:t xml:space="preserve">→ Cierre de Periodo y Boletines:</w:t>
+      </w:r>
+      <w:r>
+        <w:t xml:space="preserve"> </w:t>
+      </w:r>
+      <w:r>
+        <w:t xml:space="preserve">Las calificaciones de</w:t>
+      </w:r>
+      <w:r>
+        <w:t xml:space="preserve"> </w:t>
       </w:r>
       <w:r>
         <w:rPr>
           <w:rStyle w:val="VerbatimChar"/>
         </w:rPr>
-        <w:t xml:space="preserve">nota_minima</w:t>
-      </w:r>
-      <w:r>
-        <w:t xml:space="preserve"> </w:t>
-      </w:r>
-      <w:r>
-        <w:t xml:space="preserve">a</w:t>
+        <w:t xml:space="preserve">notas_actividad</w:t>
+      </w:r>
+      <w:r>
+        <w:t xml:space="preserve"> </w:t>
+      </w:r>
+      <w:r>
+        <w:t xml:space="preserve">constituyen la fuente de cálculo para el promedio final de asignatura en</w:t>
       </w:r>
       <w:r>
         <w:t xml:space="preserve"> </w:t>
@@ -2902,68 +4286,13 @@
         <w:rPr>
           <w:rStyle w:val="VerbatimChar"/>
         </w:rPr>
-        <w:t xml:space="preserve">nota_maxima</w:t>
-      </w:r>
-      <w:r>
-        <w:t xml:space="preserve">) del colegio.</w:t>
-      </w:r>
-    </w:p>
-    <w:p>
-      <w:pPr>
-        <w:pStyle w:val="Compact"/>
-        <w:numPr>
-          <w:ilvl w:val="0"/>
-          <w:numId w:val="1006"/>
-        </w:numPr>
-      </w:pPr>
-      <w:r>
-        <w:t xml:space="preserve">Verificación de que la sumatoria de actividades o criterios no supere el 100%.</w:t>
-      </w:r>
-    </w:p>
-    <w:p>
-      <w:pPr>
-        <w:pStyle w:val="Compact"/>
-        <w:numPr>
-          <w:ilvl w:val="0"/>
-          <w:numId w:val="1006"/>
-        </w:numPr>
-      </w:pPr>
-      <w:r>
-        <w:t xml:space="preserve">Control redundante contra la escritura de notas en periodos cerrados.</w:t>
-      </w:r>
-    </w:p>
-    <w:bookmarkEnd w:id="28"/>
-    <w:bookmarkStart w:id="29" w:name="frontend-1"/>
-    <w:p>
-      <w:pPr>
-        <w:pStyle w:val="Heading3"/>
-      </w:pPr>
-      <w:r>
-        <w:t xml:space="preserve">Frontend</w:t>
-      </w:r>
-    </w:p>
-    <w:p>
-      <w:pPr>
-        <w:pStyle w:val="Compact"/>
-        <w:numPr>
-          <w:ilvl w:val="0"/>
-          <w:numId w:val="1007"/>
-        </w:numPr>
-      </w:pPr>
-      <w:r>
-        <w:t xml:space="preserve">Control interactivo de entrada: resalta celdas con notas reprobatorias en color rojo e impide el guardado de notas inválidas (ej. texto o fuera de rango).</w:t>
-      </w:r>
-    </w:p>
-    <w:p>
-      <w:pPr>
-        <w:pStyle w:val="Compact"/>
-        <w:numPr>
-          <w:ilvl w:val="0"/>
-          <w:numId w:val="1007"/>
-        </w:numPr>
-      </w:pPr>
-      <w:r>
-        <w:t xml:space="preserve">Autoguardado e indicador de carga al procesar cambios en la planilla de calificaciones.</w:t>
+        <w:t xml:space="preserve">cierre_materia</w:t>
+      </w:r>
+      <w:r>
+        <w:t xml:space="preserve"> </w:t>
+      </w:r>
+      <w:r>
+        <w:t xml:space="preserve">y boletines escolares.</w:t>
       </w:r>
     </w:p>
     <w:p>
@@ -2973,15 +4302,14 @@
         </w:pict>
       </w:r>
     </w:p>
-    <w:bookmarkEnd w:id="29"/>
-    <w:bookmarkEnd w:id="30"/>
-    <w:bookmarkStart w:id="31" w:name="decisiones-de-diseño"/>
+    <w:bookmarkEnd w:id="28"/>
+    <w:bookmarkStart w:id="29" w:name="decisiones-de-diseño"/>
     <w:p>
       <w:pPr>
         <w:pStyle w:val="Heading2"/>
       </w:pPr>
       <w:r>
-        <w:t xml:space="preserve">9. Decisiones de Diseño</w:t>
+        <w:t xml:space="preserve">8. Decisiones de Diseño</w:t>
       </w:r>
     </w:p>
     <w:tbl>
@@ -3017,7 +4345,7 @@
               <w:pStyle w:val="Compact"/>
             </w:pPr>
             <w:r>
-              <w:t xml:space="preserve">Justificación</w:t>
+              <w:t xml:space="preserve">Justificación Técnica</w:t>
             </w:r>
           </w:p>
         </w:tc>
@@ -3034,18 +4362,18 @@
                 <w:b/>
                 <w:bCs/>
               </w:rPr>
-              <w:t xml:space="preserve">Estructura Dinámica de Criterios</w:t>
-            </w:r>
-          </w:p>
-        </w:tc>
-        <w:tc>
-          <w:tcPr/>
-          <w:p>
-            <w:pPr>
-              <w:pStyle w:val="Compact"/>
-            </w:pPr>
-            <w:r>
-              <w:t xml:space="preserve">Brinda total libertad al docente: si la asignatura requiere desglose exhaustivo (ej. Ciencias) usa criterios, si solo requiere una nota directa (ej. Educación Física) evalúa la actividad de forma directa.</w:t>
+              <w:t xml:space="preserve">Estructura Híbrida Directa / Criterios</w:t>
+            </w:r>
+          </w:p>
+        </w:tc>
+        <w:tc>
+          <w:tcPr/>
+          <w:p>
+            <w:pPr>
+              <w:pStyle w:val="Compact"/>
+            </w:pPr>
+            <w:r>
+              <w:t xml:space="preserve">Brinda total flexibilidad pedagógica: permite calificar actividades simples directamente o desglosarlas en múltiples rúbricas porcentuales.</w:t>
             </w:r>
           </w:p>
         </w:tc>
@@ -3062,25 +4390,65 @@
                 <w:b/>
                 <w:bCs/>
               </w:rPr>
-              <w:t xml:space="preserve">Cálculo de Promedios Ponderados en Frontend y Backend</w:t>
-            </w:r>
-          </w:p>
-        </w:tc>
-        <w:tc>
-          <w:tcPr/>
-          <w:p>
-            <w:pPr>
-              <w:pStyle w:val="Compact"/>
-            </w:pPr>
-            <w:r>
-              <w:t xml:space="preserve">El backend calcula la nota definitiva para los reportes oficiales del boletín, mientras que la UI de Vue calcula los promedios en caliente en la vista de notas para dar retroalimentación instantánea al docente.</w:t>
+              <w:t xml:space="preserve">Sincronización Transaccional Criterio ➔ Actividad</w:t>
+            </w:r>
+          </w:p>
+        </w:tc>
+        <w:tc>
+          <w:tcPr/>
+          <w:p>
+            <w:pPr>
+              <w:pStyle w:val="Compact"/>
+            </w:pPr>
+            <w:r>
+              <w:t xml:space="preserve">Consolida automáticamente el promedio ponderado de los criterios en la tabla padre</w:t>
+            </w:r>
+            <w:r>
+              <w:t xml:space="preserve"> </w:t>
+            </w:r>
+            <w:r>
+              <w:rPr>
+                <w:rStyle w:val="VerbatimChar"/>
+              </w:rPr>
+              <w:t xml:space="preserve">notas_actividad</w:t>
+            </w:r>
+            <w:r>
+              <w:t xml:space="preserve">, optimizando consultas de boletines sin necesidad de recálculos complejos.</w:t>
+            </w:r>
+          </w:p>
+        </w:tc>
+      </w:tr>
+      <w:tr>
+        <w:tc>
+          <w:tcPr/>
+          <w:p>
+            <w:pPr>
+              <w:pStyle w:val="Compact"/>
+            </w:pPr>
+            <w:r>
+              <w:rPr>
+                <w:b/>
+                <w:bCs/>
+              </w:rPr>
+              <w:t xml:space="preserve">Bloqueo Redundante por Triggers SQL</w:t>
+            </w:r>
+          </w:p>
+        </w:tc>
+        <w:tc>
+          <w:tcPr/>
+          <w:p>
+            <w:pPr>
+              <w:pStyle w:val="Compact"/>
+            </w:pPr>
+            <w:r>
+              <w:t xml:space="preserve">Previene que cualquier mutación por fuera de la capa HTTP (ej. scripts o llamadas no controladas) altere notas en materias formalmente cerradas.</w:t>
             </w:r>
           </w:p>
         </w:tc>
       </w:tr>
     </w:tbl>
-    <w:bookmarkEnd w:id="31"/>
-    <w:bookmarkEnd w:id="32"/>
+    <w:bookmarkEnd w:id="29"/>
+    <w:bookmarkEnd w:id="30"/>
     <w:sectPr>
       <w:footnotePr>
         <w:numRestart w:val="eachSect"/>
@@ -3301,21 +4669,6 @@
     <w:abstractNumId w:val="991"/>
   </w:num>
   <w:num w:numId="1002">
-    <w:abstractNumId w:val="991"/>
-  </w:num>
-  <w:num w:numId="1003">
-    <w:abstractNumId w:val="991"/>
-  </w:num>
-  <w:num w:numId="1004">
-    <w:abstractNumId w:val="991"/>
-  </w:num>
-  <w:num w:numId="1005">
-    <w:abstractNumId w:val="991"/>
-  </w:num>
-  <w:num w:numId="1006">
-    <w:abstractNumId w:val="991"/>
-  </w:num>
-  <w:num w:numId="1007">
     <w:abstractNumId w:val="991"/>
   </w:num>
 </w:numbering>
